--- a/Файлы/1 курс/2 семестр/Культурология/Лекции/Влад/Культурология как научная дисциплина.docx
+++ b/Файлы/1 курс/2 семестр/Культурология/Лекции/Влад/Культурология как научная дисциплина.docx
@@ -266,10 +266,18 @@
         <w:t xml:space="preserve">стой силе и Сатане». </w:t>
       </w:r>
       <w:r>
-        <w:t>Эпоха теоцентризма («</w:t>
+        <w:t xml:space="preserve">Эпоха </w:t>
       </w:r>
       <w:proofErr w:type="spellStart"/>
       <w:r>
+        <w:t>теоцентризма</w:t>
+      </w:r>
+      <w:proofErr w:type="spellEnd"/>
+      <w:r>
+        <w:t xml:space="preserve"> («</w:t>
+      </w:r>
+      <w:proofErr w:type="spellStart"/>
+      <w:r>
         <w:rPr>
           <w:i/>
         </w:rPr>
@@ -380,7 +388,6 @@
         </w:numPr>
       </w:pPr>
       <w:r>
-        <w:lastRenderedPageBreak/>
         <w:t xml:space="preserve">Системный – система материальных и духовных ценностей в обществе, которые являются ориентирами развития общества.  </w:t>
       </w:r>
     </w:p>
@@ -784,7 +791,6 @@
         <w:pStyle w:val="3"/>
       </w:pPr>
       <w:r>
-        <w:lastRenderedPageBreak/>
         <w:t>Культурные нормы.</w:t>
       </w:r>
     </w:p>
@@ -1154,7 +1160,6 @@
         <w:rPr>
           <w:b/>
         </w:rPr>
-        <w:lastRenderedPageBreak/>
         <w:t>Массовая культура:</w:t>
       </w:r>
       <w:r>
@@ -1403,7 +1408,6 @@
         <w:pStyle w:val="3"/>
       </w:pPr>
       <w:r>
-        <w:lastRenderedPageBreak/>
         <w:t>Языки культуры</w:t>
       </w:r>
     </w:p>
@@ -1655,11 +1659,7 @@
         <w:t>… - философ и культуролог, рассматривает историю человечества как единый эволюционный процесс: берёт своё начало из природы, культура – второе рождение человека, объединяет людей, цель человечества – «обрести истинную гуманность</w:t>
       </w:r>
       <w:r>
-        <w:t xml:space="preserve">, которая позволит разумные способности сделать разумом («не навреди»), </w:t>
-      </w:r>
-      <w:r>
-        <w:lastRenderedPageBreak/>
-        <w:t>чувства реализовать в искусстве (проживание эмоций), влечение личности сделать свободным и красивым</w:t>
+        <w:t>, которая позволит разумные способности сделать разумом («не навреди»), чувства реализовать в искусстве (проживание эмоций), влечение личности сделать свободным и красивым</w:t>
       </w:r>
       <w:r>
         <w:t>».</w:t>
@@ -1722,6 +1722,199 @@
       </w:pPr>
       <w:r>
         <w:t>Каждый культурно-исторический тип самобытен, адекватен территории и времени, созидателен обычно в одной области.</w:t>
+      </w:r>
+    </w:p>
+    <w:p>
+      <w:r>
+        <w:t>3. Философия культуры Освальда Швенгера – уделяет внимание переходу культуры в цивилизацию, называет это «смертью культуры». Вводит понятие «культурно-исторического круговорота»: культурный организм рождается, расцветает (идеи, смыслы жизни) и в форме цивилизации угасает. На этом месте рождается новый культурный организм, часто отрицающий, обнуляющий достижения предыдущего.</w:t>
+      </w:r>
+    </w:p>
+    <w:p>
+      <w:r>
+        <w:t>4. Культурологическая концепция Фридриха Ницше – центральное место занимает понятие «жизнь», основу которого образует «воля». В ранних трудах характерна эстэтизация жизни и воли. Наполненность жизни – воля к творчеству. В поздних трудах усиление социально-нравственного аспекта</w:t>
+      </w:r>
+      <w:r>
+        <w:t xml:space="preserve">, ценность и наполненность и жизни определяется волей власти. Культура формирует носителя этой воли (через искусство, науку) – Сверхчеловек. «Бог умер, и мы его убили». </w:t>
+      </w:r>
+    </w:p>
+    <w:p>
+      <w:r>
+        <w:t xml:space="preserve">5. Культурологическое учение Макса Вебера – основоположник культурного детерминизма. Рационализация всех сфер человеческой жизни. Предлагает убрать мистику, религиозность. Культура должна создать ценности и смыслы человеческой жизни, которые реально помогут ему выжить. В основе концепции Вебера лежит протестантизм, который убирает церковь как посредника между человеком и богом. </w:t>
+      </w:r>
+    </w:p>
+    <w:p>
+      <w:r>
+        <w:t xml:space="preserve">6. Концепция культуры Карла Ясперса – Ясперс называет время присутствия Сына Божьего на Земле «осевым временем». Формируется подлинный человек, духовная открытость мира. В основе мировоззрения христианские заповеди. </w:t>
+      </w:r>
+    </w:p>
+    <w:p>
+      <w:r>
+        <w:t>7. Концепция круговорота локальных цивилизаций Арнольда Тойнби – выделяет 21 цивилизацию, ныне существует 5: западная христианская, православная христианская, исламская, дальневосточная, индуистская. Развитие цивилизации по принципу</w:t>
+      </w:r>
+      <w:r>
+        <w:t>:</w:t>
+      </w:r>
+      <w:r>
+        <w:t xml:space="preserve"> «вызов бога» (стихийное бедствие, нехватка ресурсов, война, эпидемия)</w:t>
+      </w:r>
+      <w:r>
+        <w:t xml:space="preserve"> – «ответ человечества» (наука, технология, расширение территории и т.д.). Жизнь/смерть цивилизации зависит от наполненности «ответа», который формирует меньшинство, используя социокультурный, научный опыт поколения. «Всё, что не убивает нас, делает нас сильнее».</w:t>
+      </w:r>
+    </w:p>
+    <w:p>
+      <w:r>
+        <w:t xml:space="preserve">8. Концепция культурных «суперсистем» Р. А. </w:t>
+      </w:r>
+      <w:r>
+        <w:t xml:space="preserve">Сорокина – </w:t>
+      </w:r>
+      <w:r>
+        <w:t xml:space="preserve">представляет развитие культуры как смену «суперсистем»: идеациональная </w:t>
+      </w:r>
+      <w:r>
+        <w:t xml:space="preserve">-&gt; </w:t>
+      </w:r>
+      <w:r>
+        <w:t>идеалистическая -</w:t>
+      </w:r>
+      <w:r>
+        <w:t xml:space="preserve">&gt; </w:t>
+      </w:r>
+      <w:r>
+        <w:t xml:space="preserve">чувственная. Идеациональная – «на всё воля Божья». Чувственная – вера в человека и собственные силы, культ разума. Идеалистическая – «на Бога надейся, сам не плошай», </w:t>
+      </w:r>
+      <w:r>
+        <w:t>вера,</w:t>
+      </w:r>
+      <w:r>
+        <w:t xml:space="preserve"> как и в силы человека, так и в не</w:t>
+      </w:r>
+      <w:r>
+        <w:t>кую высшую, непознаваемую силу.</w:t>
+      </w:r>
+    </w:p>
+    <w:p>
+      <w:r>
+        <w:t>9. Марксистская концепция культуры Маркса и Энгельса – материалистическое истолкование истории по 4-ём принципам:</w:t>
+      </w:r>
+    </w:p>
+    <w:p>
+      <w:pPr>
+        <w:ind w:left="426"/>
+      </w:pPr>
+      <w:r>
+        <w:t>1. Единство человечества: каждый член общества важен.</w:t>
+      </w:r>
+    </w:p>
+    <w:p>
+      <w:pPr>
+        <w:ind w:left="426"/>
+      </w:pPr>
+      <w:r>
+        <w:t>2. Принцип закономерности: человек – действие, хороший человек не может совершать плохих поступков.</w:t>
+      </w:r>
+    </w:p>
+    <w:p>
+      <w:pPr>
+        <w:ind w:left="426"/>
+      </w:pPr>
+      <w:r>
+        <w:t>3. Принцип детерминизма: действие -</w:t>
+      </w:r>
+      <w:r>
+        <w:t xml:space="preserve"> </w:t>
+      </w:r>
+      <w:r>
+        <w:t xml:space="preserve">результат. </w:t>
+      </w:r>
+    </w:p>
+    <w:p>
+      <w:pPr>
+        <w:ind w:left="426"/>
+      </w:pPr>
+      <w:r>
+        <w:t>4. Принцип прогресса: отрицание старого.</w:t>
+      </w:r>
+    </w:p>
+    <w:p>
+      <w:r>
+        <w:t xml:space="preserve">10. Структуралистская концепция культуры – моделирование, системный анализ, формализация культурной среды с целью создание идеальных форм для конструирования социокультурной среды. </w:t>
+      </w:r>
+    </w:p>
+    <w:p>
+      <w:r>
+        <w:t>11. Психологическая концепция культуры Зигмунда Фрейда – рассматривает феномен личности в культуре. Личность в культурной среде проявляется в:</w:t>
+      </w:r>
+    </w:p>
+    <w:p>
+      <w:r>
+        <w:tab/>
+        <w:t>1. Личностные характеристики: характер, темперамент и т.д.</w:t>
+      </w:r>
+    </w:p>
+    <w:p>
+      <w:r>
+        <w:tab/>
+        <w:t>2. Стереотипах поведения (соблюдение, отрицание культурных норм).</w:t>
+      </w:r>
+    </w:p>
+    <w:p>
+      <w:r>
+        <w:tab/>
+        <w:t>3. Взаимодействие с окружающей средой.</w:t>
+      </w:r>
+    </w:p>
+    <w:p>
+      <w:r>
+        <w:t>По Фрейду в пространстве психики три слоя:</w:t>
+      </w:r>
+    </w:p>
+    <w:p>
+      <w:r>
+        <w:tab/>
+        <w:t>1. Бессознательное «оно» - инстинкты.</w:t>
+      </w:r>
+    </w:p>
+    <w:p>
+      <w:r>
+        <w:tab/>
+        <w:t>2. Сознательное «я» - разумное приспособление к реальных условиям.</w:t>
+      </w:r>
+    </w:p>
+    <w:p>
+      <w:r>
+        <w:tab/>
+        <w:t>3. Сверх- «я» - «совесть» личности на основе человеческих норм и законов.</w:t>
+      </w:r>
+    </w:p>
+    <w:p>
+      <w:r>
+        <w:t xml:space="preserve">12. Культурологические идеи Карла Юнга – вводит понятие «архетип» - генетические запечатлённый образ. Через архетипы человек оценивает мир. Примеры: мать, священнослужитель, студент, полицейский. Архетипы формируют коллективное-бессознательное, которое создаёт личные программы для каждого, попадающего под тот или иной архетип. </w:t>
+      </w:r>
+    </w:p>
+    <w:p>
+      <w:r>
+        <w:t>13. Игровая концепция культуры Иоганна Хейзинга – «игра» – это врождённая, неотъемлемая склонность создавать вымышленный мир. Причины включения в игру:</w:t>
+      </w:r>
+    </w:p>
+    <w:p>
+      <w:r>
+        <w:tab/>
+        <w:t>1. Борьба за что-либо: превосходство, власть, деньги, т.д.</w:t>
+      </w:r>
+    </w:p>
+    <w:p>
+      <w:r>
+        <w:tab/>
+        <w:t>2. Возможность показать что-либо: власть, силу, возможности и т.д.</w:t>
+      </w:r>
+    </w:p>
+    <w:p>
+      <w:r>
+        <w:t>Плюсы: в игре человек быстр</w:t>
+      </w:r>
+      <w:r>
+        <w:t>ее и проще достигает результата. Минусы: игра – самая лёгкая форма манипуляции (убедить кого-либо в важности чего-либо).</w:t>
       </w:r>
       <w:bookmarkStart w:id="0" w:name="_GoBack"/>
       <w:bookmarkEnd w:id="0"/>
@@ -2196,6 +2389,92 @@
     </w:lvl>
   </w:abstractNum>
   <w:abstractNum w:abstractNumId="5">
+    <w:nsid w:val="3DC73494"/>
+    <w:multiLevelType w:val="hybridMultilevel"/>
+    <w:tmpl w:val="BE80C20E"/>
+    <w:lvl w:ilvl="0" w:tplc="0419000F">
+      <w:start w:val="1"/>
+      <w:numFmt w:val="decimal"/>
+      <w:lvlText w:val="%1."/>
+      <w:lvlJc w:val="left"/>
+      <w:pPr>
+        <w:ind w:left="720" w:hanging="360"/>
+      </w:pPr>
+    </w:lvl>
+    <w:lvl w:ilvl="1" w:tplc="04190019" w:tentative="1">
+      <w:start w:val="1"/>
+      <w:numFmt w:val="lowerLetter"/>
+      <w:lvlText w:val="%2."/>
+      <w:lvlJc w:val="left"/>
+      <w:pPr>
+        <w:ind w:left="1440" w:hanging="360"/>
+      </w:pPr>
+    </w:lvl>
+    <w:lvl w:ilvl="2" w:tplc="0419001B" w:tentative="1">
+      <w:start w:val="1"/>
+      <w:numFmt w:val="lowerRoman"/>
+      <w:lvlText w:val="%3."/>
+      <w:lvlJc w:val="right"/>
+      <w:pPr>
+        <w:ind w:left="2160" w:hanging="180"/>
+      </w:pPr>
+    </w:lvl>
+    <w:lvl w:ilvl="3" w:tplc="0419000F" w:tentative="1">
+      <w:start w:val="1"/>
+      <w:numFmt w:val="decimal"/>
+      <w:lvlText w:val="%4."/>
+      <w:lvlJc w:val="left"/>
+      <w:pPr>
+        <w:ind w:left="2880" w:hanging="360"/>
+      </w:pPr>
+    </w:lvl>
+    <w:lvl w:ilvl="4" w:tplc="04190019" w:tentative="1">
+      <w:start w:val="1"/>
+      <w:numFmt w:val="lowerLetter"/>
+      <w:lvlText w:val="%5."/>
+      <w:lvlJc w:val="left"/>
+      <w:pPr>
+        <w:ind w:left="3600" w:hanging="360"/>
+      </w:pPr>
+    </w:lvl>
+    <w:lvl w:ilvl="5" w:tplc="0419001B" w:tentative="1">
+      <w:start w:val="1"/>
+      <w:numFmt w:val="lowerRoman"/>
+      <w:lvlText w:val="%6."/>
+      <w:lvlJc w:val="right"/>
+      <w:pPr>
+        <w:ind w:left="4320" w:hanging="180"/>
+      </w:pPr>
+    </w:lvl>
+    <w:lvl w:ilvl="6" w:tplc="0419000F" w:tentative="1">
+      <w:start w:val="1"/>
+      <w:numFmt w:val="decimal"/>
+      <w:lvlText w:val="%7."/>
+      <w:lvlJc w:val="left"/>
+      <w:pPr>
+        <w:ind w:left="5040" w:hanging="360"/>
+      </w:pPr>
+    </w:lvl>
+    <w:lvl w:ilvl="7" w:tplc="04190019" w:tentative="1">
+      <w:start w:val="1"/>
+      <w:numFmt w:val="lowerLetter"/>
+      <w:lvlText w:val="%8."/>
+      <w:lvlJc w:val="left"/>
+      <w:pPr>
+        <w:ind w:left="5760" w:hanging="360"/>
+      </w:pPr>
+    </w:lvl>
+    <w:lvl w:ilvl="8" w:tplc="0419001B" w:tentative="1">
+      <w:start w:val="1"/>
+      <w:numFmt w:val="lowerRoman"/>
+      <w:lvlText w:val="%9."/>
+      <w:lvlJc w:val="right"/>
+      <w:pPr>
+        <w:ind w:left="6480" w:hanging="180"/>
+      </w:pPr>
+    </w:lvl>
+  </w:abstractNum>
+  <w:abstractNum w:abstractNumId="6">
     <w:nsid w:val="3EBF730B"/>
     <w:multiLevelType w:val="hybridMultilevel"/>
     <w:tmpl w:val="6CD0050C"/>
@@ -2308,7 +2587,7 @@
       </w:rPr>
     </w:lvl>
   </w:abstractNum>
-  <w:abstractNum w:abstractNumId="6">
+  <w:abstractNum w:abstractNumId="7">
     <w:nsid w:val="41657489"/>
     <w:multiLevelType w:val="hybridMultilevel"/>
     <w:tmpl w:val="BC2426F6"/>
@@ -2421,7 +2700,7 @@
       </w:rPr>
     </w:lvl>
   </w:abstractNum>
-  <w:abstractNum w:abstractNumId="7">
+  <w:abstractNum w:abstractNumId="8">
     <w:nsid w:val="4B596B57"/>
     <w:multiLevelType w:val="hybridMultilevel"/>
     <w:tmpl w:val="56A42E80"/>
@@ -2507,7 +2786,7 @@
       </w:pPr>
     </w:lvl>
   </w:abstractNum>
-  <w:abstractNum w:abstractNumId="8">
+  <w:abstractNum w:abstractNumId="9">
     <w:nsid w:val="51DB064D"/>
     <w:multiLevelType w:val="hybridMultilevel"/>
     <w:tmpl w:val="BE68248A"/>
@@ -2593,7 +2872,7 @@
       </w:pPr>
     </w:lvl>
   </w:abstractNum>
-  <w:abstractNum w:abstractNumId="9">
+  <w:abstractNum w:abstractNumId="10">
     <w:nsid w:val="578E26B7"/>
     <w:multiLevelType w:val="hybridMultilevel"/>
     <w:tmpl w:val="D3423572"/>
@@ -2679,7 +2958,7 @@
       </w:pPr>
     </w:lvl>
   </w:abstractNum>
-  <w:abstractNum w:abstractNumId="10">
+  <w:abstractNum w:abstractNumId="11">
     <w:nsid w:val="5F3379AB"/>
     <w:multiLevelType w:val="hybridMultilevel"/>
     <w:tmpl w:val="E4FC43F2"/>
@@ -2792,7 +3071,7 @@
       </w:rPr>
     </w:lvl>
   </w:abstractNum>
-  <w:abstractNum w:abstractNumId="11">
+  <w:abstractNum w:abstractNumId="12">
     <w:nsid w:val="65827F00"/>
     <w:multiLevelType w:val="hybridMultilevel"/>
     <w:tmpl w:val="FDA2F280"/>
@@ -2881,7 +3160,7 @@
       </w:pPr>
     </w:lvl>
   </w:abstractNum>
-  <w:abstractNum w:abstractNumId="12">
+  <w:abstractNum w:abstractNumId="13">
     <w:nsid w:val="684D2ED9"/>
     <w:multiLevelType w:val="hybridMultilevel"/>
     <w:tmpl w:val="DBD28CC4"/>
@@ -2967,7 +3246,7 @@
       </w:pPr>
     </w:lvl>
   </w:abstractNum>
-  <w:abstractNum w:abstractNumId="13">
+  <w:abstractNum w:abstractNumId="14">
     <w:nsid w:val="71E76832"/>
     <w:multiLevelType w:val="hybridMultilevel"/>
     <w:tmpl w:val="3CF02454"/>
@@ -3053,7 +3332,7 @@
       </w:pPr>
     </w:lvl>
   </w:abstractNum>
-  <w:abstractNum w:abstractNumId="14">
+  <w:abstractNum w:abstractNumId="15">
     <w:nsid w:val="787B4D3F"/>
     <w:multiLevelType w:val="hybridMultilevel"/>
     <w:tmpl w:val="40209CCC"/>
@@ -3139,7 +3418,7 @@
       </w:pPr>
     </w:lvl>
   </w:abstractNum>
-  <w:abstractNum w:abstractNumId="15">
+  <w:abstractNum w:abstractNumId="16">
     <w:nsid w:val="7BC05ACF"/>
     <w:multiLevelType w:val="hybridMultilevel"/>
     <w:tmpl w:val="0B8C5502"/>
@@ -3225,7 +3504,7 @@
       </w:pPr>
     </w:lvl>
   </w:abstractNum>
-  <w:abstractNum w:abstractNumId="16">
+  <w:abstractNum w:abstractNumId="17">
     <w:nsid w:val="7BEA1057"/>
     <w:multiLevelType w:val="hybridMultilevel"/>
     <w:tmpl w:val="68C60CAE"/>
@@ -3338,7 +3617,7 @@
       </w:rPr>
     </w:lvl>
   </w:abstractNum>
-  <w:abstractNum w:abstractNumId="17">
+  <w:abstractNum w:abstractNumId="18">
     <w:nsid w:val="7DFC0DC7"/>
     <w:multiLevelType w:val="hybridMultilevel"/>
     <w:tmpl w:val="A02654E8"/>
@@ -3424,7 +3703,7 @@
       </w:pPr>
     </w:lvl>
   </w:abstractNum>
-  <w:abstractNum w:abstractNumId="18">
+  <w:abstractNum w:abstractNumId="19">
     <w:nsid w:val="7F216F4F"/>
     <w:multiLevelType w:val="hybridMultilevel"/>
     <w:tmpl w:val="BC2426F6"/>
@@ -3538,61 +3817,64 @@
     </w:lvl>
   </w:abstractNum>
   <w:num w:numId="1">
-    <w:abstractNumId w:val="16"/>
+    <w:abstractNumId w:val="17"/>
   </w:num>
   <w:num w:numId="2">
-    <w:abstractNumId w:val="10"/>
+    <w:abstractNumId w:val="11"/>
   </w:num>
   <w:num w:numId="3">
-    <w:abstractNumId w:val="5"/>
+    <w:abstractNumId w:val="6"/>
   </w:num>
   <w:num w:numId="4">
-    <w:abstractNumId w:val="6"/>
+    <w:abstractNumId w:val="7"/>
   </w:num>
   <w:num w:numId="5">
     <w:abstractNumId w:val="3"/>
   </w:num>
   <w:num w:numId="6">
-    <w:abstractNumId w:val="15"/>
+    <w:abstractNumId w:val="16"/>
   </w:num>
   <w:num w:numId="7">
-    <w:abstractNumId w:val="18"/>
+    <w:abstractNumId w:val="19"/>
   </w:num>
   <w:num w:numId="8">
     <w:abstractNumId w:val="4"/>
   </w:num>
   <w:num w:numId="9">
-    <w:abstractNumId w:val="11"/>
+    <w:abstractNumId w:val="12"/>
   </w:num>
   <w:num w:numId="10">
-    <w:abstractNumId w:val="17"/>
+    <w:abstractNumId w:val="18"/>
   </w:num>
   <w:num w:numId="11">
     <w:abstractNumId w:val="2"/>
   </w:num>
   <w:num w:numId="12">
+    <w:abstractNumId w:val="15"/>
+  </w:num>
+  <w:num w:numId="13">
+    <w:abstractNumId w:val="13"/>
+  </w:num>
+  <w:num w:numId="14">
     <w:abstractNumId w:val="14"/>
   </w:num>
-  <w:num w:numId="13">
-    <w:abstractNumId w:val="12"/>
-  </w:num>
-  <w:num w:numId="14">
-    <w:abstractNumId w:val="13"/>
-  </w:num>
   <w:num w:numId="15">
-    <w:abstractNumId w:val="7"/>
+    <w:abstractNumId w:val="8"/>
   </w:num>
   <w:num w:numId="16">
-    <w:abstractNumId w:val="9"/>
+    <w:abstractNumId w:val="10"/>
   </w:num>
   <w:num w:numId="17">
-    <w:abstractNumId w:val="8"/>
+    <w:abstractNumId w:val="9"/>
   </w:num>
   <w:num w:numId="18">
     <w:abstractNumId w:val="0"/>
   </w:num>
   <w:num w:numId="19">
     <w:abstractNumId w:val="1"/>
+  </w:num>
+  <w:num w:numId="20">
+    <w:abstractNumId w:val="5"/>
   </w:num>
 </w:numbering>
 </file>

--- a/Файлы/1 курс/2 семестр/Культурология/Лекции/Влад/Культурология как научная дисциплина.docx
+++ b/Файлы/1 курс/2 семестр/Культурология/Лекции/Влад/Культурология как научная дисциплина.docx
@@ -266,15 +266,7 @@
         <w:t xml:space="preserve">стой силе и Сатане». </w:t>
       </w:r>
       <w:r>
-        <w:t xml:space="preserve">Эпоха </w:t>
-      </w:r>
-      <w:proofErr w:type="spellStart"/>
-      <w:r>
-        <w:t>теоцентризма</w:t>
-      </w:r>
-      <w:proofErr w:type="spellEnd"/>
-      <w:r>
-        <w:t xml:space="preserve"> («</w:t>
+        <w:t>Эпоха теоцентризма («</w:t>
       </w:r>
       <w:proofErr w:type="spellStart"/>
       <w:r>
@@ -388,6 +380,7 @@
         </w:numPr>
       </w:pPr>
       <w:r>
+        <w:lastRenderedPageBreak/>
         <w:t xml:space="preserve">Системный – система материальных и духовных ценностей в обществе, которые являются ориентирами развития общества.  </w:t>
       </w:r>
     </w:p>
@@ -791,6 +784,7 @@
         <w:pStyle w:val="3"/>
       </w:pPr>
       <w:r>
+        <w:lastRenderedPageBreak/>
         <w:t>Культурные нормы.</w:t>
       </w:r>
     </w:p>
@@ -1160,6 +1154,7 @@
         <w:rPr>
           <w:b/>
         </w:rPr>
+        <w:lastRenderedPageBreak/>
         <w:t>Массовая культура:</w:t>
       </w:r>
       <w:r>
@@ -1408,6 +1403,7 @@
         <w:pStyle w:val="3"/>
       </w:pPr>
       <w:r>
+        <w:lastRenderedPageBreak/>
         <w:t>Языки культуры</w:t>
       </w:r>
     </w:p>
@@ -1659,7 +1655,11 @@
         <w:t>… - философ и культуролог, рассматривает историю человечества как единый эволюционный процесс: берёт своё начало из природы, культура – второе рождение человека, объединяет людей, цель человечества – «обрести истинную гуманность</w:t>
       </w:r>
       <w:r>
-        <w:t>, которая позволит разумные способности сделать разумом («не навреди»), чувства реализовать в искусстве (проживание эмоций), влечение личности сделать свободным и красивым</w:t>
+        <w:t xml:space="preserve">, которая позволит разумные способности сделать разумом («не навреди»), </w:t>
+      </w:r>
+      <w:r>
+        <w:lastRenderedPageBreak/>
+        <w:t>чувства реализовать в искусстве (проживание эмоций), влечение личности сделать свободным и красивым</w:t>
       </w:r>
       <w:r>
         <w:t>».</w:t>
@@ -1758,7 +1758,11 @@
         <w:t xml:space="preserve"> «вызов бога» (стихийное бедствие, нехватка ресурсов, война, эпидемия)</w:t>
       </w:r>
       <w:r>
-        <w:t xml:space="preserve"> – «ответ человечества» (наука, технология, расширение территории и т.д.). Жизнь/смерть цивилизации зависит от наполненности «ответа», который формирует меньшинство, используя социокультурный, научный опыт поколения. «Всё, что не убивает нас, делает нас сильнее».</w:t>
+        <w:t xml:space="preserve"> – «ответ человечества» (наука, технология, расширение территории и т.д.). Жизнь/смерть цивилизации зависит от наполненности «ответа», который формирует меньшинство, </w:t>
+      </w:r>
+      <w:r>
+        <w:lastRenderedPageBreak/>
+        <w:t>используя социокультурный, научный опыт поколения. «Всё, что не убивает нас, делает нас сильнее».</w:t>
       </w:r>
     </w:p>
     <w:p>
@@ -1899,6 +1903,7 @@
     </w:p>
     <w:p>
       <w:r>
+        <w:lastRenderedPageBreak/>
         <w:tab/>
         <w:t>1. Борьба за что-либо: превосходство, власть, деньги, т.д.</w:t>
       </w:r>
@@ -1910,14 +1915,677 @@
       </w:r>
     </w:p>
     <w:p>
+      <w:pPr>
+        <w:pStyle w:val="3"/>
+      </w:pPr>
       <w:r>
         <w:t>Плюсы: в игре человек быстр</w:t>
       </w:r>
       <w:r>
         <w:t>ее и проще достигает результата. Минусы: игра – самая лёгкая форма манипуляции (убедить кого-либо в важности чего-либо).</w:t>
+      </w:r>
+    </w:p>
+    <w:p>
+      <w:pPr>
+        <w:pStyle w:val="a3"/>
+        <w:jc w:val="center"/>
+      </w:pPr>
+      <w:r>
+        <w:t>Историческая культурология</w:t>
+      </w:r>
+    </w:p>
+    <w:p>
+      <w:pPr>
+        <w:pStyle w:val="2"/>
+      </w:pPr>
+      <w:r>
+        <w:t>Первобытная культура</w:t>
+      </w:r>
+    </w:p>
+    <w:p>
+      <w:pPr>
+        <w:pStyle w:val="3"/>
+      </w:pPr>
+      <w:r>
+        <w:t>Религиозные представления:</w:t>
+      </w:r>
+    </w:p>
+    <w:p>
+      <w:pPr>
+        <w:pStyle w:val="a5"/>
+        <w:numPr>
+          <w:ilvl w:val="0"/>
+          <w:numId w:val="21"/>
+        </w:numPr>
+      </w:pPr>
+      <w:r>
+        <w:t>Фетишизм – поклонение, наделение смыслом предметов (современная потребительская культура).</w:t>
+      </w:r>
+    </w:p>
+    <w:p>
+      <w:pPr>
+        <w:pStyle w:val="a5"/>
+        <w:numPr>
+          <w:ilvl w:val="0"/>
+          <w:numId w:val="21"/>
+        </w:numPr>
+      </w:pPr>
+      <w:r>
+        <w:t>Тотемизм – связь между человеком и миром живой природы (современный мир – астрология).</w:t>
+      </w:r>
+    </w:p>
+    <w:p>
+      <w:pPr>
+        <w:pStyle w:val="a5"/>
+        <w:numPr>
+          <w:ilvl w:val="0"/>
+          <w:numId w:val="21"/>
+        </w:numPr>
+      </w:pPr>
+      <w:r>
+        <w:t>Анимизм – вера в духов, одушевление окружающего мира.</w:t>
+      </w:r>
+    </w:p>
+    <w:p>
+      <w:pPr>
+        <w:pStyle w:val="a5"/>
+        <w:numPr>
+          <w:ilvl w:val="0"/>
+          <w:numId w:val="21"/>
+        </w:numPr>
+      </w:pPr>
+      <w:r>
+        <w:t>Магия – вера в способность человека через обряды изменить реальность.</w:t>
+      </w:r>
+    </w:p>
+    <w:p>
+      <w:pPr>
+        <w:pStyle w:val="a5"/>
+        <w:numPr>
+          <w:ilvl w:val="0"/>
+          <w:numId w:val="21"/>
+        </w:numPr>
+      </w:pPr>
+      <w:r>
+        <w:t>Искусство - имеет биопсихические корни, является потребностью человеческой психики (в современном мире через искусство мы пропускаем эмоции, формируя мировоззрение).</w:t>
+      </w:r>
+    </w:p>
+    <w:p>
+      <w:pPr>
+        <w:pStyle w:val="2"/>
+      </w:pPr>
+      <w:r>
+        <w:t>Древняя цивилизация</w:t>
+      </w:r>
+    </w:p>
+    <w:p>
+      <w:r>
+        <w:t xml:space="preserve">1. </w:t>
+      </w:r>
+      <w:r>
+        <w:t>Древняя Месопотамия</w:t>
+      </w:r>
+      <w:r>
+        <w:t>:</w:t>
+      </w:r>
+    </w:p>
+    <w:p>
+      <w:pPr>
+        <w:pStyle w:val="a5"/>
+        <w:numPr>
+          <w:ilvl w:val="0"/>
+          <w:numId w:val="22"/>
+        </w:numPr>
+      </w:pPr>
+      <w:r>
+        <w:t>Законы и правила.</w:t>
+      </w:r>
+    </w:p>
+    <w:p>
+      <w:pPr>
+        <w:pStyle w:val="a5"/>
+        <w:numPr>
+          <w:ilvl w:val="0"/>
+          <w:numId w:val="22"/>
+        </w:numPr>
+      </w:pPr>
+      <w:r>
+        <w:t>Строительство – развитие архитектуры.</w:t>
+      </w:r>
+    </w:p>
+    <w:p>
+      <w:pPr>
+        <w:pStyle w:val="a5"/>
+        <w:numPr>
+          <w:ilvl w:val="0"/>
+          <w:numId w:val="22"/>
+        </w:numPr>
+      </w:pPr>
+      <w:r>
+        <w:t>Искусство: скульптура, пластика в металле.</w:t>
+      </w:r>
+    </w:p>
+    <w:p>
+      <w:pPr>
+        <w:pStyle w:val="a5"/>
+        <w:numPr>
+          <w:ilvl w:val="0"/>
+          <w:numId w:val="22"/>
+        </w:numPr>
+      </w:pPr>
+      <w:r>
+        <w:t>Система письменности.</w:t>
+      </w:r>
+    </w:p>
+    <w:p>
+      <w:pPr>
+        <w:pStyle w:val="a5"/>
+        <w:numPr>
+          <w:ilvl w:val="0"/>
+          <w:numId w:val="22"/>
+        </w:numPr>
+      </w:pPr>
+      <w:r>
+        <w:t>Религиозная система – отражает модель управления.</w:t>
+      </w:r>
+    </w:p>
+    <w:p>
+      <w:r>
+        <w:t>2. Древний Египет:</w:t>
+      </w:r>
+    </w:p>
+    <w:p>
+      <w:pPr>
+        <w:pStyle w:val="a5"/>
+        <w:numPr>
+          <w:ilvl w:val="0"/>
+          <w:numId w:val="23"/>
+        </w:numPr>
+      </w:pPr>
+      <w:r>
+        <w:t>Культ загробного мира - стремление продолжать свою жизнь, душа может выходить и возвращаться в тело. Как следствие: мумии, саркофаги, пирамиды, другие атрибуты.</w:t>
+      </w:r>
+    </w:p>
+    <w:p>
+      <w:r>
+        <w:t>3. Древняя Индия:</w:t>
+      </w:r>
+    </w:p>
+    <w:p>
+      <w:pPr>
+        <w:pStyle w:val="a5"/>
+        <w:numPr>
+          <w:ilvl w:val="0"/>
+          <w:numId w:val="23"/>
+        </w:numPr>
+      </w:pPr>
+      <w:r>
+        <w:t>Деление общества на группы (касты): брахманы – умственный труд (жрецы, государи), шатри – грубая сила (воины), вайшьи - труд (земледелие, ремесло), шудры – рабы, прокажённые (неприкасаемые).</w:t>
+      </w:r>
+    </w:p>
+    <w:p>
+      <w:pPr>
+        <w:pStyle w:val="a5"/>
+        <w:numPr>
+          <w:ilvl w:val="0"/>
+          <w:numId w:val="23"/>
+        </w:numPr>
+      </w:pPr>
+      <w:r>
+        <w:t>Вера в перерождение души</w:t>
+      </w:r>
+      <w:r>
+        <w:t xml:space="preserve"> на основании кармы (переход на другой этап в следующей жизни)</w:t>
+      </w:r>
+      <w:r>
+        <w:t xml:space="preserve"> и выход из кру</w:t>
+      </w:r>
+      <w:r>
+        <w:t xml:space="preserve">га (на этапе брахманов). </w:t>
+      </w:r>
+      <w:r>
+        <w:lastRenderedPageBreak/>
+        <w:t xml:space="preserve">Смерть – благо. В основе лежит буддизм: первый Будда – </w:t>
+      </w:r>
+      <w:proofErr w:type="spellStart"/>
+      <w:r>
+        <w:t>Гаунтама</w:t>
+      </w:r>
+      <w:proofErr w:type="spellEnd"/>
+      <w:r>
+        <w:t xml:space="preserve"> </w:t>
+      </w:r>
+      <w:proofErr w:type="spellStart"/>
+      <w:r>
+        <w:t>Шатьямуни</w:t>
+      </w:r>
+      <w:proofErr w:type="spellEnd"/>
+      <w:r>
+        <w:t>, просветлённый человек.</w:t>
+      </w:r>
+    </w:p>
+    <w:p>
+      <w:r>
+        <w:t>4. Древний Китай:</w:t>
+      </w:r>
+    </w:p>
+    <w:p>
+      <w:r>
+        <w:tab/>
+        <w:t>Исключают институт жречества. Управление на Земле. Путь и справедливость определяет небо. Страна – большая семья, где каждый занимает своё место</w:t>
+      </w:r>
+      <w:r>
+        <w:t xml:space="preserve"> и несёт ответственность. Главное – создание норм, правил.</w:t>
+      </w:r>
+    </w:p>
+    <w:p>
+      <w:r>
+        <w:t>5. Античная культура (Древняя Греция, Древний Рим):</w:t>
+      </w:r>
+    </w:p>
+    <w:p>
+      <w:pPr>
+        <w:pStyle w:val="a5"/>
+        <w:numPr>
+          <w:ilvl w:val="0"/>
+          <w:numId w:val="25"/>
+        </w:numPr>
+      </w:pPr>
+      <w:r>
+        <w:t>Демократичность – активность индивидуума (при условии осознанности и силы индивидуума).</w:t>
+      </w:r>
+    </w:p>
+    <w:p>
+      <w:pPr>
+        <w:pStyle w:val="a5"/>
+        <w:numPr>
+          <w:ilvl w:val="0"/>
+          <w:numId w:val="25"/>
+        </w:numPr>
+      </w:pPr>
+      <w:r>
+        <w:t>Представление о космосе как о порядке</w:t>
+      </w:r>
+      <w:r>
+        <w:t xml:space="preserve">. </w:t>
+      </w:r>
+    </w:p>
+    <w:p>
+      <w:pPr>
+        <w:pStyle w:val="a5"/>
+        <w:numPr>
+          <w:ilvl w:val="0"/>
+          <w:numId w:val="25"/>
+        </w:numPr>
+      </w:pPr>
+      <w:r>
+        <w:t>Понятие меры: любая крайность – зло.</w:t>
+      </w:r>
+    </w:p>
+    <w:p>
+      <w:pPr>
+        <w:pStyle w:val="a5"/>
+        <w:numPr>
+          <w:ilvl w:val="0"/>
+          <w:numId w:val="25"/>
+        </w:numPr>
+      </w:pPr>
+      <w:r>
+        <w:t>Калокакратия – единство тела и сознания.</w:t>
+      </w:r>
+    </w:p>
+    <w:p>
+      <w:pPr>
+        <w:pStyle w:val="a5"/>
+        <w:numPr>
+          <w:ilvl w:val="0"/>
+          <w:numId w:val="25"/>
+        </w:numPr>
+      </w:pPr>
+      <w:r>
+        <w:t>Атональность – состязательность как основа развития.</w:t>
+      </w:r>
+    </w:p>
+    <w:p>
+      <w:pPr>
+        <w:pStyle w:val="2"/>
+      </w:pPr>
+      <w:r>
+        <w:t>Запад/восток – две культурные модели.</w:t>
+      </w:r>
+    </w:p>
+    <w:p>
+      <w:pPr>
+        <w:pStyle w:val="3"/>
+      </w:pPr>
+      <w:r>
+        <w:t>Запад</w:t>
+      </w:r>
+    </w:p>
+    <w:p>
+      <w:r>
+        <w:t xml:space="preserve">Сформировался в новое время. </w:t>
+      </w:r>
+    </w:p>
+    <w:p>
+      <w:pPr>
+        <w:pStyle w:val="a5"/>
+        <w:numPr>
+          <w:ilvl w:val="0"/>
+          <w:numId w:val="29"/>
+        </w:numPr>
+      </w:pPr>
+      <w:r>
+        <w:t>В основе – антропоцентризм и рационализм.</w:t>
+      </w:r>
+    </w:p>
+    <w:p>
+      <w:pPr>
+        <w:pStyle w:val="a5"/>
+        <w:numPr>
+          <w:ilvl w:val="0"/>
+          <w:numId w:val="29"/>
+        </w:numPr>
+      </w:pPr>
+      <w:r>
+        <w:t xml:space="preserve">Экстравертивный тип – наука, создание. </w:t>
+      </w:r>
+    </w:p>
+    <w:p>
+      <w:pPr>
+        <w:pStyle w:val="a5"/>
+        <w:numPr>
+          <w:ilvl w:val="0"/>
+          <w:numId w:val="29"/>
+        </w:numPr>
+      </w:pPr>
+      <w:r>
+        <w:t>Боги антропоморфны.</w:t>
+      </w:r>
+    </w:p>
+    <w:p>
+      <w:pPr>
+        <w:pStyle w:val="a5"/>
+        <w:numPr>
+          <w:ilvl w:val="0"/>
+          <w:numId w:val="29"/>
+        </w:numPr>
+      </w:pPr>
+      <w:r>
+        <w:t>Истина на службе человека – создание любой истины по воле человека.</w:t>
+      </w:r>
+    </w:p>
+    <w:p>
+      <w:pPr>
+        <w:pStyle w:val="a5"/>
+        <w:numPr>
+          <w:ilvl w:val="0"/>
+          <w:numId w:val="29"/>
+        </w:numPr>
+      </w:pPr>
+      <w:r>
+        <w:t>Ориентирование на будущее – изменение мира в соответствии со своими представлениями и проектами.</w:t>
+      </w:r>
+    </w:p>
+    <w:p>
+      <w:pPr>
+        <w:pStyle w:val="a5"/>
+        <w:numPr>
+          <w:ilvl w:val="0"/>
+          <w:numId w:val="29"/>
+        </w:numPr>
+      </w:pPr>
+      <w:r>
+        <w:t>Индивидуализм.</w:t>
+      </w:r>
+    </w:p>
+    <w:p>
+      <w:pPr>
+        <w:pStyle w:val="3"/>
+      </w:pPr>
+      <w:r>
+        <w:t xml:space="preserve">Восток </w:t>
+      </w:r>
+    </w:p>
+    <w:p>
+      <w:r>
+        <w:t xml:space="preserve">Эталон – Древняя Индия. </w:t>
+      </w:r>
+    </w:p>
+    <w:p>
+      <w:pPr>
+        <w:pStyle w:val="a5"/>
+        <w:numPr>
+          <w:ilvl w:val="0"/>
+          <w:numId w:val="30"/>
+        </w:numPr>
+      </w:pPr>
+      <w:r>
+        <w:t>Иррационально-мистический подход ко всему.</w:t>
+      </w:r>
+    </w:p>
+    <w:p>
+      <w:pPr>
+        <w:pStyle w:val="a5"/>
+        <w:numPr>
+          <w:ilvl w:val="0"/>
+          <w:numId w:val="30"/>
+        </w:numPr>
+      </w:pPr>
+      <w:r>
+        <w:t xml:space="preserve">Интровертивный тип – принятие, сосуществование с окружающей средой. </w:t>
+      </w:r>
+    </w:p>
+    <w:p>
+      <w:pPr>
+        <w:pStyle w:val="a5"/>
+        <w:numPr>
+          <w:ilvl w:val="0"/>
+          <w:numId w:val="30"/>
+        </w:numPr>
+      </w:pPr>
+      <w:r>
+        <w:t xml:space="preserve">Восток – нет </w:t>
+      </w:r>
+      <w:r>
+        <w:t>лика бога как такового (Китай – небо как божество, ислам – строгий запрет на попытки изобразить Аллаха).</w:t>
+      </w:r>
+    </w:p>
+    <w:p>
+      <w:pPr>
+        <w:pStyle w:val="a5"/>
+        <w:numPr>
+          <w:ilvl w:val="0"/>
+          <w:numId w:val="30"/>
+        </w:numPr>
+      </w:pPr>
+      <w:r>
+        <w:t>Человек на службе истины.</w:t>
+      </w:r>
+    </w:p>
+    <w:p>
+      <w:pPr>
+        <w:pStyle w:val="a5"/>
+        <w:numPr>
+          <w:ilvl w:val="0"/>
+          <w:numId w:val="30"/>
+        </w:numPr>
+      </w:pPr>
+      <w:r>
+        <w:t>Ориентация на вечность – изменение мира в соответствии с изначально не человеку принадлежащим замыслом.</w:t>
+      </w:r>
+    </w:p>
+    <w:p>
+      <w:pPr>
+        <w:pStyle w:val="a5"/>
+        <w:numPr>
+          <w:ilvl w:val="0"/>
+          <w:numId w:val="30"/>
+        </w:numPr>
+      </w:pPr>
+      <w:r>
+        <w:t>Коллективизм.</w:t>
+      </w:r>
+    </w:p>
+    <w:p>
+      <w:pPr>
+        <w:pStyle w:val="2"/>
+      </w:pPr>
+      <w:r>
+        <w:t>Западноевропейское средневековье.</w:t>
+      </w:r>
+    </w:p>
+    <w:p>
+      <w:r>
+        <w:t>Причины перехода от античности: изменение в культуре в связи с увеличением численности, заселение новых неблагоприятных территорий.</w:t>
+      </w:r>
+    </w:p>
+    <w:p>
+      <w:r>
+        <w:lastRenderedPageBreak/>
+        <w:t>Культура держится на трёх столпах:</w:t>
+      </w:r>
+    </w:p>
+    <w:p>
+      <w:pPr>
+        <w:pStyle w:val="a5"/>
+        <w:numPr>
+          <w:ilvl w:val="0"/>
+          <w:numId w:val="32"/>
+        </w:numPr>
+      </w:pPr>
+      <w:r>
+        <w:t>Античность – искусство, архитектура, скульптура. Романский стиль, готика.</w:t>
+      </w:r>
+    </w:p>
+    <w:p>
+      <w:pPr>
+        <w:pStyle w:val="a5"/>
+        <w:numPr>
+          <w:ilvl w:val="0"/>
+          <w:numId w:val="32"/>
+        </w:numPr>
+      </w:pPr>
+      <w:r>
+        <w:t>Варварство – битва за территорию и ресурсы.</w:t>
+      </w:r>
+    </w:p>
+    <w:p>
+      <w:pPr>
+        <w:pStyle w:val="a5"/>
+        <w:numPr>
+          <w:ilvl w:val="0"/>
+          <w:numId w:val="32"/>
+        </w:numPr>
+      </w:pPr>
+      <w:r>
+        <w:t>Христианство – формирование теоцентризма: бог имеет бесконечную власть, Иисус – единство бога и человека. Как следствие, церковь – проводник бога.</w:t>
+      </w:r>
+    </w:p>
+    <w:p>
+      <w:pPr>
+        <w:pStyle w:val="2"/>
+      </w:pPr>
+      <w:r>
+        <w:t>Культура возрождения</w:t>
+      </w:r>
+    </w:p>
+    <w:p>
+      <w:pPr>
+        <w:pStyle w:val="a5"/>
+        <w:numPr>
+          <w:ilvl w:val="0"/>
+          <w:numId w:val="33"/>
+        </w:numPr>
+      </w:pPr>
+      <w:r>
+        <w:t>Границы определенны, численность растёт, необходимо создание новых моделей жизни.</w:t>
+      </w:r>
+    </w:p>
+    <w:p>
+      <w:pPr>
+        <w:pStyle w:val="a5"/>
+        <w:numPr>
+          <w:ilvl w:val="0"/>
+          <w:numId w:val="33"/>
+        </w:numPr>
+      </w:pPr>
+      <w:r>
+        <w:t>Эпидемия чумы: человек, пытаясь выжить, берёт на себя о</w:t>
       </w:r>
       <w:bookmarkStart w:id="0" w:name="_GoBack"/>
       <w:bookmarkEnd w:id="0"/>
+      <w:r>
+        <w:t>тветственность – возрождение антропоцентризма, появление культа науки.</w:t>
+      </w:r>
+    </w:p>
+    <w:p>
+      <w:pPr>
+        <w:pStyle w:val="a5"/>
+        <w:numPr>
+          <w:ilvl w:val="0"/>
+          <w:numId w:val="33"/>
+        </w:numPr>
+      </w:pPr>
+      <w:r>
+        <w:t>Реформация в управлении – формирование идеологии буржуазного мира, новое направление в христианстве – протестантизм: церковь – не является посредником между человеком и богом, все равны, спасает только искренняя вера.</w:t>
+      </w:r>
+    </w:p>
+    <w:p>
+      <w:pPr>
+        <w:pStyle w:val="2"/>
+      </w:pPr>
+      <w:r>
+        <w:t>Культура нового времени</w:t>
+      </w:r>
+    </w:p>
+    <w:p>
+      <w:pPr>
+        <w:pStyle w:val="a5"/>
+        <w:numPr>
+          <w:ilvl w:val="0"/>
+          <w:numId w:val="35"/>
+        </w:numPr>
+      </w:pPr>
+      <w:r>
+        <w:t>Культ науки, техники, прогресса.</w:t>
+      </w:r>
+    </w:p>
+    <w:p>
+      <w:pPr>
+        <w:pStyle w:val="a5"/>
+        <w:numPr>
+          <w:ilvl w:val="0"/>
+          <w:numId w:val="35"/>
+        </w:numPr>
+      </w:pPr>
+      <w:r>
+        <w:t>Замещение религии философией.</w:t>
+      </w:r>
+    </w:p>
+    <w:p>
+      <w:pPr>
+        <w:pStyle w:val="a5"/>
+        <w:numPr>
+          <w:ilvl w:val="0"/>
+          <w:numId w:val="35"/>
+        </w:numPr>
+      </w:pPr>
+      <w:r>
+        <w:t>Расцвет культуры, стиль – классицизм, барокко, рококо.</w:t>
+      </w:r>
+    </w:p>
+    <w:p>
+      <w:pPr>
+        <w:pStyle w:val="a5"/>
+        <w:numPr>
+          <w:ilvl w:val="0"/>
+          <w:numId w:val="35"/>
+        </w:numPr>
+      </w:pPr>
+      <w:r>
+        <w:t>Просвещение – основа развития общества.</w:t>
+      </w:r>
     </w:p>
     <w:sectPr>
       <w:pgSz w:w="11906" w:h="16838" w:code="9"/>
@@ -1932,6 +2600,205 @@
 <file path=word/numbering.xml><?xml version="1.0" encoding="utf-8"?>
 <w:numbering xmlns:wpc="http://schemas.microsoft.com/office/word/2010/wordprocessingCanvas" xmlns:mc="http://schemas.openxmlformats.org/markup-compatibility/2006" xmlns:o="urn:schemas-microsoft-com:office:office" xmlns:r="http://schemas.openxmlformats.org/officeDocument/2006/relationships" xmlns:m="http://schemas.openxmlformats.org/officeDocument/2006/math" xmlns:v="urn:schemas-microsoft-com:vml" xmlns:wp14="http://schemas.microsoft.com/office/word/2010/wordprocessingDrawing" xmlns:wp="http://schemas.openxmlformats.org/drawingml/2006/wordprocessingDrawing" xmlns:w10="urn:schemas-microsoft-com:office:word" xmlns:w="http://schemas.openxmlformats.org/wordprocessingml/2006/main" xmlns:w14="http://schemas.microsoft.com/office/word/2010/wordml" xmlns:w15="http://schemas.microsoft.com/office/word/2012/wordml" xmlns:wpg="http://schemas.microsoft.com/office/word/2010/wordprocessingGroup" xmlns:wpi="http://schemas.microsoft.com/office/word/2010/wordprocessingInk" xmlns:wne="http://schemas.microsoft.com/office/word/2006/wordml" xmlns:wps="http://schemas.microsoft.com/office/word/2010/wordprocessingShape" mc:Ignorable="w14 w15 wp14">
   <w:abstractNum w:abstractNumId="0">
+    <w:nsid w:val="033538CC"/>
+    <w:multiLevelType w:val="hybridMultilevel"/>
+    <w:tmpl w:val="4A6C6722"/>
+    <w:lvl w:ilvl="0" w:tplc="04190001">
+      <w:start w:val="1"/>
+      <w:numFmt w:val="bullet"/>
+      <w:lvlText w:val=""/>
+      <w:lvlJc w:val="left"/>
+      <w:pPr>
+        <w:ind w:left="720" w:hanging="360"/>
+      </w:pPr>
+      <w:rPr>
+        <w:rFonts w:ascii="Symbol" w:hAnsi="Symbol" w:hint="default"/>
+      </w:rPr>
+    </w:lvl>
+    <w:lvl w:ilvl="1" w:tplc="04190003" w:tentative="1">
+      <w:start w:val="1"/>
+      <w:numFmt w:val="bullet"/>
+      <w:lvlText w:val="o"/>
+      <w:lvlJc w:val="left"/>
+      <w:pPr>
+        <w:ind w:left="1440" w:hanging="360"/>
+      </w:pPr>
+      <w:rPr>
+        <w:rFonts w:ascii="Courier New" w:hAnsi="Courier New" w:cs="Courier New" w:hint="default"/>
+      </w:rPr>
+    </w:lvl>
+    <w:lvl w:ilvl="2" w:tplc="04190005" w:tentative="1">
+      <w:start w:val="1"/>
+      <w:numFmt w:val="bullet"/>
+      <w:lvlText w:val=""/>
+      <w:lvlJc w:val="left"/>
+      <w:pPr>
+        <w:ind w:left="2160" w:hanging="360"/>
+      </w:pPr>
+      <w:rPr>
+        <w:rFonts w:ascii="Wingdings" w:hAnsi="Wingdings" w:hint="default"/>
+      </w:rPr>
+    </w:lvl>
+    <w:lvl w:ilvl="3" w:tplc="04190001" w:tentative="1">
+      <w:start w:val="1"/>
+      <w:numFmt w:val="bullet"/>
+      <w:lvlText w:val=""/>
+      <w:lvlJc w:val="left"/>
+      <w:pPr>
+        <w:ind w:left="2880" w:hanging="360"/>
+      </w:pPr>
+      <w:rPr>
+        <w:rFonts w:ascii="Symbol" w:hAnsi="Symbol" w:hint="default"/>
+      </w:rPr>
+    </w:lvl>
+    <w:lvl w:ilvl="4" w:tplc="04190003" w:tentative="1">
+      <w:start w:val="1"/>
+      <w:numFmt w:val="bullet"/>
+      <w:lvlText w:val="o"/>
+      <w:lvlJc w:val="left"/>
+      <w:pPr>
+        <w:ind w:left="3600" w:hanging="360"/>
+      </w:pPr>
+      <w:rPr>
+        <w:rFonts w:ascii="Courier New" w:hAnsi="Courier New" w:cs="Courier New" w:hint="default"/>
+      </w:rPr>
+    </w:lvl>
+    <w:lvl w:ilvl="5" w:tplc="04190005" w:tentative="1">
+      <w:start w:val="1"/>
+      <w:numFmt w:val="bullet"/>
+      <w:lvlText w:val=""/>
+      <w:lvlJc w:val="left"/>
+      <w:pPr>
+        <w:ind w:left="4320" w:hanging="360"/>
+      </w:pPr>
+      <w:rPr>
+        <w:rFonts w:ascii="Wingdings" w:hAnsi="Wingdings" w:hint="default"/>
+      </w:rPr>
+    </w:lvl>
+    <w:lvl w:ilvl="6" w:tplc="04190001" w:tentative="1">
+      <w:start w:val="1"/>
+      <w:numFmt w:val="bullet"/>
+      <w:lvlText w:val=""/>
+      <w:lvlJc w:val="left"/>
+      <w:pPr>
+        <w:ind w:left="5040" w:hanging="360"/>
+      </w:pPr>
+      <w:rPr>
+        <w:rFonts w:ascii="Symbol" w:hAnsi="Symbol" w:hint="default"/>
+      </w:rPr>
+    </w:lvl>
+    <w:lvl w:ilvl="7" w:tplc="04190003" w:tentative="1">
+      <w:start w:val="1"/>
+      <w:numFmt w:val="bullet"/>
+      <w:lvlText w:val="o"/>
+      <w:lvlJc w:val="left"/>
+      <w:pPr>
+        <w:ind w:left="5760" w:hanging="360"/>
+      </w:pPr>
+      <w:rPr>
+        <w:rFonts w:ascii="Courier New" w:hAnsi="Courier New" w:cs="Courier New" w:hint="default"/>
+      </w:rPr>
+    </w:lvl>
+    <w:lvl w:ilvl="8" w:tplc="04190005" w:tentative="1">
+      <w:start w:val="1"/>
+      <w:numFmt w:val="bullet"/>
+      <w:lvlText w:val=""/>
+      <w:lvlJc w:val="left"/>
+      <w:pPr>
+        <w:ind w:left="6480" w:hanging="360"/>
+      </w:pPr>
+      <w:rPr>
+        <w:rFonts w:ascii="Wingdings" w:hAnsi="Wingdings" w:hint="default"/>
+      </w:rPr>
+    </w:lvl>
+  </w:abstractNum>
+  <w:abstractNum w:abstractNumId="1">
+    <w:nsid w:val="035920FD"/>
+    <w:multiLevelType w:val="hybridMultilevel"/>
+    <w:tmpl w:val="A420E570"/>
+    <w:lvl w:ilvl="0" w:tplc="0419000F">
+      <w:start w:val="1"/>
+      <w:numFmt w:val="decimal"/>
+      <w:lvlText w:val="%1."/>
+      <w:lvlJc w:val="left"/>
+      <w:pPr>
+        <w:ind w:left="720" w:hanging="360"/>
+      </w:pPr>
+    </w:lvl>
+    <w:lvl w:ilvl="1" w:tplc="04190019" w:tentative="1">
+      <w:start w:val="1"/>
+      <w:numFmt w:val="lowerLetter"/>
+      <w:lvlText w:val="%2."/>
+      <w:lvlJc w:val="left"/>
+      <w:pPr>
+        <w:ind w:left="1440" w:hanging="360"/>
+      </w:pPr>
+    </w:lvl>
+    <w:lvl w:ilvl="2" w:tplc="0419001B" w:tentative="1">
+      <w:start w:val="1"/>
+      <w:numFmt w:val="lowerRoman"/>
+      <w:lvlText w:val="%3."/>
+      <w:lvlJc w:val="right"/>
+      <w:pPr>
+        <w:ind w:left="2160" w:hanging="180"/>
+      </w:pPr>
+    </w:lvl>
+    <w:lvl w:ilvl="3" w:tplc="0419000F" w:tentative="1">
+      <w:start w:val="1"/>
+      <w:numFmt w:val="decimal"/>
+      <w:lvlText w:val="%4."/>
+      <w:lvlJc w:val="left"/>
+      <w:pPr>
+        <w:ind w:left="2880" w:hanging="360"/>
+      </w:pPr>
+    </w:lvl>
+    <w:lvl w:ilvl="4" w:tplc="04190019" w:tentative="1">
+      <w:start w:val="1"/>
+      <w:numFmt w:val="lowerLetter"/>
+      <w:lvlText w:val="%5."/>
+      <w:lvlJc w:val="left"/>
+      <w:pPr>
+        <w:ind w:left="3600" w:hanging="360"/>
+      </w:pPr>
+    </w:lvl>
+    <w:lvl w:ilvl="5" w:tplc="0419001B" w:tentative="1">
+      <w:start w:val="1"/>
+      <w:numFmt w:val="lowerRoman"/>
+      <w:lvlText w:val="%6."/>
+      <w:lvlJc w:val="right"/>
+      <w:pPr>
+        <w:ind w:left="4320" w:hanging="180"/>
+      </w:pPr>
+    </w:lvl>
+    <w:lvl w:ilvl="6" w:tplc="0419000F" w:tentative="1">
+      <w:start w:val="1"/>
+      <w:numFmt w:val="decimal"/>
+      <w:lvlText w:val="%7."/>
+      <w:lvlJc w:val="left"/>
+      <w:pPr>
+        <w:ind w:left="5040" w:hanging="360"/>
+      </w:pPr>
+    </w:lvl>
+    <w:lvl w:ilvl="7" w:tplc="04190019" w:tentative="1">
+      <w:start w:val="1"/>
+      <w:numFmt w:val="lowerLetter"/>
+      <w:lvlText w:val="%8."/>
+      <w:lvlJc w:val="left"/>
+      <w:pPr>
+        <w:ind w:left="5760" w:hanging="360"/>
+      </w:pPr>
+    </w:lvl>
+    <w:lvl w:ilvl="8" w:tplc="0419001B" w:tentative="1">
+      <w:start w:val="1"/>
+      <w:numFmt w:val="lowerRoman"/>
+      <w:lvlText w:val="%9."/>
+      <w:lvlJc w:val="right"/>
+      <w:pPr>
+        <w:ind w:left="6480" w:hanging="180"/>
+      </w:pPr>
+    </w:lvl>
+  </w:abstractNum>
+  <w:abstractNum w:abstractNumId="2">
     <w:nsid w:val="061E5F5F"/>
     <w:multiLevelType w:val="hybridMultilevel"/>
     <w:tmpl w:val="28C0B914"/>
@@ -2017,7 +2884,120 @@
       </w:pPr>
     </w:lvl>
   </w:abstractNum>
-  <w:abstractNum w:abstractNumId="1">
+  <w:abstractNum w:abstractNumId="3">
+    <w:nsid w:val="08DD32E2"/>
+    <w:multiLevelType w:val="hybridMultilevel"/>
+    <w:tmpl w:val="77D0E5C8"/>
+    <w:lvl w:ilvl="0" w:tplc="04190001">
+      <w:start w:val="1"/>
+      <w:numFmt w:val="bullet"/>
+      <w:lvlText w:val=""/>
+      <w:lvlJc w:val="left"/>
+      <w:pPr>
+        <w:ind w:left="720" w:hanging="360"/>
+      </w:pPr>
+      <w:rPr>
+        <w:rFonts w:ascii="Symbol" w:hAnsi="Symbol" w:hint="default"/>
+      </w:rPr>
+    </w:lvl>
+    <w:lvl w:ilvl="1" w:tplc="04190003" w:tentative="1">
+      <w:start w:val="1"/>
+      <w:numFmt w:val="bullet"/>
+      <w:lvlText w:val="o"/>
+      <w:lvlJc w:val="left"/>
+      <w:pPr>
+        <w:ind w:left="1440" w:hanging="360"/>
+      </w:pPr>
+      <w:rPr>
+        <w:rFonts w:ascii="Courier New" w:hAnsi="Courier New" w:cs="Courier New" w:hint="default"/>
+      </w:rPr>
+    </w:lvl>
+    <w:lvl w:ilvl="2" w:tplc="04190005" w:tentative="1">
+      <w:start w:val="1"/>
+      <w:numFmt w:val="bullet"/>
+      <w:lvlText w:val=""/>
+      <w:lvlJc w:val="left"/>
+      <w:pPr>
+        <w:ind w:left="2160" w:hanging="360"/>
+      </w:pPr>
+      <w:rPr>
+        <w:rFonts w:ascii="Wingdings" w:hAnsi="Wingdings" w:hint="default"/>
+      </w:rPr>
+    </w:lvl>
+    <w:lvl w:ilvl="3" w:tplc="04190001" w:tentative="1">
+      <w:start w:val="1"/>
+      <w:numFmt w:val="bullet"/>
+      <w:lvlText w:val=""/>
+      <w:lvlJc w:val="left"/>
+      <w:pPr>
+        <w:ind w:left="2880" w:hanging="360"/>
+      </w:pPr>
+      <w:rPr>
+        <w:rFonts w:ascii="Symbol" w:hAnsi="Symbol" w:hint="default"/>
+      </w:rPr>
+    </w:lvl>
+    <w:lvl w:ilvl="4" w:tplc="04190003" w:tentative="1">
+      <w:start w:val="1"/>
+      <w:numFmt w:val="bullet"/>
+      <w:lvlText w:val="o"/>
+      <w:lvlJc w:val="left"/>
+      <w:pPr>
+        <w:ind w:left="3600" w:hanging="360"/>
+      </w:pPr>
+      <w:rPr>
+        <w:rFonts w:ascii="Courier New" w:hAnsi="Courier New" w:cs="Courier New" w:hint="default"/>
+      </w:rPr>
+    </w:lvl>
+    <w:lvl w:ilvl="5" w:tplc="04190005" w:tentative="1">
+      <w:start w:val="1"/>
+      <w:numFmt w:val="bullet"/>
+      <w:lvlText w:val=""/>
+      <w:lvlJc w:val="left"/>
+      <w:pPr>
+        <w:ind w:left="4320" w:hanging="360"/>
+      </w:pPr>
+      <w:rPr>
+        <w:rFonts w:ascii="Wingdings" w:hAnsi="Wingdings" w:hint="default"/>
+      </w:rPr>
+    </w:lvl>
+    <w:lvl w:ilvl="6" w:tplc="04190001" w:tentative="1">
+      <w:start w:val="1"/>
+      <w:numFmt w:val="bullet"/>
+      <w:lvlText w:val=""/>
+      <w:lvlJc w:val="left"/>
+      <w:pPr>
+        <w:ind w:left="5040" w:hanging="360"/>
+      </w:pPr>
+      <w:rPr>
+        <w:rFonts w:ascii="Symbol" w:hAnsi="Symbol" w:hint="default"/>
+      </w:rPr>
+    </w:lvl>
+    <w:lvl w:ilvl="7" w:tplc="04190003" w:tentative="1">
+      <w:start w:val="1"/>
+      <w:numFmt w:val="bullet"/>
+      <w:lvlText w:val="o"/>
+      <w:lvlJc w:val="left"/>
+      <w:pPr>
+        <w:ind w:left="5760" w:hanging="360"/>
+      </w:pPr>
+      <w:rPr>
+        <w:rFonts w:ascii="Courier New" w:hAnsi="Courier New" w:cs="Courier New" w:hint="default"/>
+      </w:rPr>
+    </w:lvl>
+    <w:lvl w:ilvl="8" w:tplc="04190005" w:tentative="1">
+      <w:start w:val="1"/>
+      <w:numFmt w:val="bullet"/>
+      <w:lvlText w:val=""/>
+      <w:lvlJc w:val="left"/>
+      <w:pPr>
+        <w:ind w:left="6480" w:hanging="360"/>
+      </w:pPr>
+      <w:rPr>
+        <w:rFonts w:ascii="Wingdings" w:hAnsi="Wingdings" w:hint="default"/>
+      </w:rPr>
+    </w:lvl>
+  </w:abstractNum>
+  <w:abstractNum w:abstractNumId="4">
     <w:nsid w:val="0B5267AB"/>
     <w:multiLevelType w:val="hybridMultilevel"/>
     <w:tmpl w:val="A3A8E0F4"/>
@@ -2103,7 +3083,93 @@
       </w:pPr>
     </w:lvl>
   </w:abstractNum>
-  <w:abstractNum w:abstractNumId="2">
+  <w:abstractNum w:abstractNumId="5">
+    <w:nsid w:val="0FDB6FB1"/>
+    <w:multiLevelType w:val="hybridMultilevel"/>
+    <w:tmpl w:val="5C20B808"/>
+    <w:lvl w:ilvl="0" w:tplc="0419000F">
+      <w:start w:val="1"/>
+      <w:numFmt w:val="decimal"/>
+      <w:lvlText w:val="%1."/>
+      <w:lvlJc w:val="left"/>
+      <w:pPr>
+        <w:ind w:left="720" w:hanging="360"/>
+      </w:pPr>
+    </w:lvl>
+    <w:lvl w:ilvl="1" w:tplc="04190019" w:tentative="1">
+      <w:start w:val="1"/>
+      <w:numFmt w:val="lowerLetter"/>
+      <w:lvlText w:val="%2."/>
+      <w:lvlJc w:val="left"/>
+      <w:pPr>
+        <w:ind w:left="1440" w:hanging="360"/>
+      </w:pPr>
+    </w:lvl>
+    <w:lvl w:ilvl="2" w:tplc="0419001B" w:tentative="1">
+      <w:start w:val="1"/>
+      <w:numFmt w:val="lowerRoman"/>
+      <w:lvlText w:val="%3."/>
+      <w:lvlJc w:val="right"/>
+      <w:pPr>
+        <w:ind w:left="2160" w:hanging="180"/>
+      </w:pPr>
+    </w:lvl>
+    <w:lvl w:ilvl="3" w:tplc="0419000F" w:tentative="1">
+      <w:start w:val="1"/>
+      <w:numFmt w:val="decimal"/>
+      <w:lvlText w:val="%4."/>
+      <w:lvlJc w:val="left"/>
+      <w:pPr>
+        <w:ind w:left="2880" w:hanging="360"/>
+      </w:pPr>
+    </w:lvl>
+    <w:lvl w:ilvl="4" w:tplc="04190019" w:tentative="1">
+      <w:start w:val="1"/>
+      <w:numFmt w:val="lowerLetter"/>
+      <w:lvlText w:val="%5."/>
+      <w:lvlJc w:val="left"/>
+      <w:pPr>
+        <w:ind w:left="3600" w:hanging="360"/>
+      </w:pPr>
+    </w:lvl>
+    <w:lvl w:ilvl="5" w:tplc="0419001B" w:tentative="1">
+      <w:start w:val="1"/>
+      <w:numFmt w:val="lowerRoman"/>
+      <w:lvlText w:val="%6."/>
+      <w:lvlJc w:val="right"/>
+      <w:pPr>
+        <w:ind w:left="4320" w:hanging="180"/>
+      </w:pPr>
+    </w:lvl>
+    <w:lvl w:ilvl="6" w:tplc="0419000F" w:tentative="1">
+      <w:start w:val="1"/>
+      <w:numFmt w:val="decimal"/>
+      <w:lvlText w:val="%7."/>
+      <w:lvlJc w:val="left"/>
+      <w:pPr>
+        <w:ind w:left="5040" w:hanging="360"/>
+      </w:pPr>
+    </w:lvl>
+    <w:lvl w:ilvl="7" w:tplc="04190019" w:tentative="1">
+      <w:start w:val="1"/>
+      <w:numFmt w:val="lowerLetter"/>
+      <w:lvlText w:val="%8."/>
+      <w:lvlJc w:val="left"/>
+      <w:pPr>
+        <w:ind w:left="5760" w:hanging="360"/>
+      </w:pPr>
+    </w:lvl>
+    <w:lvl w:ilvl="8" w:tplc="0419001B" w:tentative="1">
+      <w:start w:val="1"/>
+      <w:numFmt w:val="lowerRoman"/>
+      <w:lvlText w:val="%9."/>
+      <w:lvlJc w:val="right"/>
+      <w:pPr>
+        <w:ind w:left="6480" w:hanging="180"/>
+      </w:pPr>
+    </w:lvl>
+  </w:abstractNum>
+  <w:abstractNum w:abstractNumId="6">
     <w:nsid w:val="1C1466AF"/>
     <w:multiLevelType w:val="hybridMultilevel"/>
     <w:tmpl w:val="3FDE717C"/>
@@ -2189,7 +3255,7 @@
       </w:pPr>
     </w:lvl>
   </w:abstractNum>
-  <w:abstractNum w:abstractNumId="3">
+  <w:abstractNum w:abstractNumId="7">
     <w:nsid w:val="2392466A"/>
     <w:multiLevelType w:val="hybridMultilevel"/>
     <w:tmpl w:val="25C680A4"/>
@@ -2302,7 +3368,206 @@
       </w:rPr>
     </w:lvl>
   </w:abstractNum>
-  <w:abstractNum w:abstractNumId="4">
+  <w:abstractNum w:abstractNumId="8">
+    <w:nsid w:val="27714BB5"/>
+    <w:multiLevelType w:val="hybridMultilevel"/>
+    <w:tmpl w:val="2D8248E0"/>
+    <w:lvl w:ilvl="0" w:tplc="0419000F">
+      <w:start w:val="1"/>
+      <w:numFmt w:val="decimal"/>
+      <w:lvlText w:val="%1."/>
+      <w:lvlJc w:val="left"/>
+      <w:pPr>
+        <w:ind w:left="720" w:hanging="360"/>
+      </w:pPr>
+    </w:lvl>
+    <w:lvl w:ilvl="1" w:tplc="04190019" w:tentative="1">
+      <w:start w:val="1"/>
+      <w:numFmt w:val="lowerLetter"/>
+      <w:lvlText w:val="%2."/>
+      <w:lvlJc w:val="left"/>
+      <w:pPr>
+        <w:ind w:left="1440" w:hanging="360"/>
+      </w:pPr>
+    </w:lvl>
+    <w:lvl w:ilvl="2" w:tplc="0419001B" w:tentative="1">
+      <w:start w:val="1"/>
+      <w:numFmt w:val="lowerRoman"/>
+      <w:lvlText w:val="%3."/>
+      <w:lvlJc w:val="right"/>
+      <w:pPr>
+        <w:ind w:left="2160" w:hanging="180"/>
+      </w:pPr>
+    </w:lvl>
+    <w:lvl w:ilvl="3" w:tplc="0419000F" w:tentative="1">
+      <w:start w:val="1"/>
+      <w:numFmt w:val="decimal"/>
+      <w:lvlText w:val="%4."/>
+      <w:lvlJc w:val="left"/>
+      <w:pPr>
+        <w:ind w:left="2880" w:hanging="360"/>
+      </w:pPr>
+    </w:lvl>
+    <w:lvl w:ilvl="4" w:tplc="04190019" w:tentative="1">
+      <w:start w:val="1"/>
+      <w:numFmt w:val="lowerLetter"/>
+      <w:lvlText w:val="%5."/>
+      <w:lvlJc w:val="left"/>
+      <w:pPr>
+        <w:ind w:left="3600" w:hanging="360"/>
+      </w:pPr>
+    </w:lvl>
+    <w:lvl w:ilvl="5" w:tplc="0419001B" w:tentative="1">
+      <w:start w:val="1"/>
+      <w:numFmt w:val="lowerRoman"/>
+      <w:lvlText w:val="%6."/>
+      <w:lvlJc w:val="right"/>
+      <w:pPr>
+        <w:ind w:left="4320" w:hanging="180"/>
+      </w:pPr>
+    </w:lvl>
+    <w:lvl w:ilvl="6" w:tplc="0419000F" w:tentative="1">
+      <w:start w:val="1"/>
+      <w:numFmt w:val="decimal"/>
+      <w:lvlText w:val="%7."/>
+      <w:lvlJc w:val="left"/>
+      <w:pPr>
+        <w:ind w:left="5040" w:hanging="360"/>
+      </w:pPr>
+    </w:lvl>
+    <w:lvl w:ilvl="7" w:tplc="04190019" w:tentative="1">
+      <w:start w:val="1"/>
+      <w:numFmt w:val="lowerLetter"/>
+      <w:lvlText w:val="%8."/>
+      <w:lvlJc w:val="left"/>
+      <w:pPr>
+        <w:ind w:left="5760" w:hanging="360"/>
+      </w:pPr>
+    </w:lvl>
+    <w:lvl w:ilvl="8" w:tplc="0419001B" w:tentative="1">
+      <w:start w:val="1"/>
+      <w:numFmt w:val="lowerRoman"/>
+      <w:lvlText w:val="%9."/>
+      <w:lvlJc w:val="right"/>
+      <w:pPr>
+        <w:ind w:left="6480" w:hanging="180"/>
+      </w:pPr>
+    </w:lvl>
+  </w:abstractNum>
+  <w:abstractNum w:abstractNumId="9">
+    <w:nsid w:val="28FE4BD6"/>
+    <w:multiLevelType w:val="hybridMultilevel"/>
+    <w:tmpl w:val="4928EE5C"/>
+    <w:lvl w:ilvl="0" w:tplc="04190001">
+      <w:start w:val="1"/>
+      <w:numFmt w:val="bullet"/>
+      <w:lvlText w:val=""/>
+      <w:lvlJc w:val="left"/>
+      <w:pPr>
+        <w:ind w:left="720" w:hanging="360"/>
+      </w:pPr>
+      <w:rPr>
+        <w:rFonts w:ascii="Symbol" w:hAnsi="Symbol" w:hint="default"/>
+      </w:rPr>
+    </w:lvl>
+    <w:lvl w:ilvl="1" w:tplc="04190003" w:tentative="1">
+      <w:start w:val="1"/>
+      <w:numFmt w:val="bullet"/>
+      <w:lvlText w:val="o"/>
+      <w:lvlJc w:val="left"/>
+      <w:pPr>
+        <w:ind w:left="1440" w:hanging="360"/>
+      </w:pPr>
+      <w:rPr>
+        <w:rFonts w:ascii="Courier New" w:hAnsi="Courier New" w:cs="Courier New" w:hint="default"/>
+      </w:rPr>
+    </w:lvl>
+    <w:lvl w:ilvl="2" w:tplc="04190005" w:tentative="1">
+      <w:start w:val="1"/>
+      <w:numFmt w:val="bullet"/>
+      <w:lvlText w:val=""/>
+      <w:lvlJc w:val="left"/>
+      <w:pPr>
+        <w:ind w:left="2160" w:hanging="360"/>
+      </w:pPr>
+      <w:rPr>
+        <w:rFonts w:ascii="Wingdings" w:hAnsi="Wingdings" w:hint="default"/>
+      </w:rPr>
+    </w:lvl>
+    <w:lvl w:ilvl="3" w:tplc="04190001" w:tentative="1">
+      <w:start w:val="1"/>
+      <w:numFmt w:val="bullet"/>
+      <w:lvlText w:val=""/>
+      <w:lvlJc w:val="left"/>
+      <w:pPr>
+        <w:ind w:left="2880" w:hanging="360"/>
+      </w:pPr>
+      <w:rPr>
+        <w:rFonts w:ascii="Symbol" w:hAnsi="Symbol" w:hint="default"/>
+      </w:rPr>
+    </w:lvl>
+    <w:lvl w:ilvl="4" w:tplc="04190003" w:tentative="1">
+      <w:start w:val="1"/>
+      <w:numFmt w:val="bullet"/>
+      <w:lvlText w:val="o"/>
+      <w:lvlJc w:val="left"/>
+      <w:pPr>
+        <w:ind w:left="3600" w:hanging="360"/>
+      </w:pPr>
+      <w:rPr>
+        <w:rFonts w:ascii="Courier New" w:hAnsi="Courier New" w:cs="Courier New" w:hint="default"/>
+      </w:rPr>
+    </w:lvl>
+    <w:lvl w:ilvl="5" w:tplc="04190005" w:tentative="1">
+      <w:start w:val="1"/>
+      <w:numFmt w:val="bullet"/>
+      <w:lvlText w:val=""/>
+      <w:lvlJc w:val="left"/>
+      <w:pPr>
+        <w:ind w:left="4320" w:hanging="360"/>
+      </w:pPr>
+      <w:rPr>
+        <w:rFonts w:ascii="Wingdings" w:hAnsi="Wingdings" w:hint="default"/>
+      </w:rPr>
+    </w:lvl>
+    <w:lvl w:ilvl="6" w:tplc="04190001" w:tentative="1">
+      <w:start w:val="1"/>
+      <w:numFmt w:val="bullet"/>
+      <w:lvlText w:val=""/>
+      <w:lvlJc w:val="left"/>
+      <w:pPr>
+        <w:ind w:left="5040" w:hanging="360"/>
+      </w:pPr>
+      <w:rPr>
+        <w:rFonts w:ascii="Symbol" w:hAnsi="Symbol" w:hint="default"/>
+      </w:rPr>
+    </w:lvl>
+    <w:lvl w:ilvl="7" w:tplc="04190003" w:tentative="1">
+      <w:start w:val="1"/>
+      <w:numFmt w:val="bullet"/>
+      <w:lvlText w:val="o"/>
+      <w:lvlJc w:val="left"/>
+      <w:pPr>
+        <w:ind w:left="5760" w:hanging="360"/>
+      </w:pPr>
+      <w:rPr>
+        <w:rFonts w:ascii="Courier New" w:hAnsi="Courier New" w:cs="Courier New" w:hint="default"/>
+      </w:rPr>
+    </w:lvl>
+    <w:lvl w:ilvl="8" w:tplc="04190005" w:tentative="1">
+      <w:start w:val="1"/>
+      <w:numFmt w:val="bullet"/>
+      <w:lvlText w:val=""/>
+      <w:lvlJc w:val="left"/>
+      <w:pPr>
+        <w:ind w:left="6480" w:hanging="360"/>
+      </w:pPr>
+      <w:rPr>
+        <w:rFonts w:ascii="Wingdings" w:hAnsi="Wingdings" w:hint="default"/>
+      </w:rPr>
+    </w:lvl>
+  </w:abstractNum>
+  <w:abstractNum w:abstractNumId="10">
     <w:nsid w:val="2CAC707C"/>
     <w:multiLevelType w:val="hybridMultilevel"/>
     <w:tmpl w:val="3F4EFF24"/>
@@ -2388,7 +3653,120 @@
       </w:pPr>
     </w:lvl>
   </w:abstractNum>
-  <w:abstractNum w:abstractNumId="5">
+  <w:abstractNum w:abstractNumId="11">
+    <w:nsid w:val="367309BF"/>
+    <w:multiLevelType w:val="hybridMultilevel"/>
+    <w:tmpl w:val="09545868"/>
+    <w:lvl w:ilvl="0" w:tplc="04190001">
+      <w:start w:val="1"/>
+      <w:numFmt w:val="bullet"/>
+      <w:lvlText w:val=""/>
+      <w:lvlJc w:val="left"/>
+      <w:pPr>
+        <w:ind w:left="720" w:hanging="360"/>
+      </w:pPr>
+      <w:rPr>
+        <w:rFonts w:ascii="Symbol" w:hAnsi="Symbol" w:hint="default"/>
+      </w:rPr>
+    </w:lvl>
+    <w:lvl w:ilvl="1" w:tplc="04190003" w:tentative="1">
+      <w:start w:val="1"/>
+      <w:numFmt w:val="bullet"/>
+      <w:lvlText w:val="o"/>
+      <w:lvlJc w:val="left"/>
+      <w:pPr>
+        <w:ind w:left="1440" w:hanging="360"/>
+      </w:pPr>
+      <w:rPr>
+        <w:rFonts w:ascii="Courier New" w:hAnsi="Courier New" w:cs="Courier New" w:hint="default"/>
+      </w:rPr>
+    </w:lvl>
+    <w:lvl w:ilvl="2" w:tplc="04190005" w:tentative="1">
+      <w:start w:val="1"/>
+      <w:numFmt w:val="bullet"/>
+      <w:lvlText w:val=""/>
+      <w:lvlJc w:val="left"/>
+      <w:pPr>
+        <w:ind w:left="2160" w:hanging="360"/>
+      </w:pPr>
+      <w:rPr>
+        <w:rFonts w:ascii="Wingdings" w:hAnsi="Wingdings" w:hint="default"/>
+      </w:rPr>
+    </w:lvl>
+    <w:lvl w:ilvl="3" w:tplc="04190001" w:tentative="1">
+      <w:start w:val="1"/>
+      <w:numFmt w:val="bullet"/>
+      <w:lvlText w:val=""/>
+      <w:lvlJc w:val="left"/>
+      <w:pPr>
+        <w:ind w:left="2880" w:hanging="360"/>
+      </w:pPr>
+      <w:rPr>
+        <w:rFonts w:ascii="Symbol" w:hAnsi="Symbol" w:hint="default"/>
+      </w:rPr>
+    </w:lvl>
+    <w:lvl w:ilvl="4" w:tplc="04190003" w:tentative="1">
+      <w:start w:val="1"/>
+      <w:numFmt w:val="bullet"/>
+      <w:lvlText w:val="o"/>
+      <w:lvlJc w:val="left"/>
+      <w:pPr>
+        <w:ind w:left="3600" w:hanging="360"/>
+      </w:pPr>
+      <w:rPr>
+        <w:rFonts w:ascii="Courier New" w:hAnsi="Courier New" w:cs="Courier New" w:hint="default"/>
+      </w:rPr>
+    </w:lvl>
+    <w:lvl w:ilvl="5" w:tplc="04190005" w:tentative="1">
+      <w:start w:val="1"/>
+      <w:numFmt w:val="bullet"/>
+      <w:lvlText w:val=""/>
+      <w:lvlJc w:val="left"/>
+      <w:pPr>
+        <w:ind w:left="4320" w:hanging="360"/>
+      </w:pPr>
+      <w:rPr>
+        <w:rFonts w:ascii="Wingdings" w:hAnsi="Wingdings" w:hint="default"/>
+      </w:rPr>
+    </w:lvl>
+    <w:lvl w:ilvl="6" w:tplc="04190001" w:tentative="1">
+      <w:start w:val="1"/>
+      <w:numFmt w:val="bullet"/>
+      <w:lvlText w:val=""/>
+      <w:lvlJc w:val="left"/>
+      <w:pPr>
+        <w:ind w:left="5040" w:hanging="360"/>
+      </w:pPr>
+      <w:rPr>
+        <w:rFonts w:ascii="Symbol" w:hAnsi="Symbol" w:hint="default"/>
+      </w:rPr>
+    </w:lvl>
+    <w:lvl w:ilvl="7" w:tplc="04190003" w:tentative="1">
+      <w:start w:val="1"/>
+      <w:numFmt w:val="bullet"/>
+      <w:lvlText w:val="o"/>
+      <w:lvlJc w:val="left"/>
+      <w:pPr>
+        <w:ind w:left="5760" w:hanging="360"/>
+      </w:pPr>
+      <w:rPr>
+        <w:rFonts w:ascii="Courier New" w:hAnsi="Courier New" w:cs="Courier New" w:hint="default"/>
+      </w:rPr>
+    </w:lvl>
+    <w:lvl w:ilvl="8" w:tplc="04190005" w:tentative="1">
+      <w:start w:val="1"/>
+      <w:numFmt w:val="bullet"/>
+      <w:lvlText w:val=""/>
+      <w:lvlJc w:val="left"/>
+      <w:pPr>
+        <w:ind w:left="6480" w:hanging="360"/>
+      </w:pPr>
+      <w:rPr>
+        <w:rFonts w:ascii="Wingdings" w:hAnsi="Wingdings" w:hint="default"/>
+      </w:rPr>
+    </w:lvl>
+  </w:abstractNum>
+  <w:abstractNum w:abstractNumId="12">
     <w:nsid w:val="3DC73494"/>
     <w:multiLevelType w:val="hybridMultilevel"/>
     <w:tmpl w:val="BE80C20E"/>
@@ -2474,7 +3852,7 @@
       </w:pPr>
     </w:lvl>
   </w:abstractNum>
-  <w:abstractNum w:abstractNumId="6">
+  <w:abstractNum w:abstractNumId="13">
     <w:nsid w:val="3EBF730B"/>
     <w:multiLevelType w:val="hybridMultilevel"/>
     <w:tmpl w:val="6CD0050C"/>
@@ -2587,7 +3965,7 @@
       </w:rPr>
     </w:lvl>
   </w:abstractNum>
-  <w:abstractNum w:abstractNumId="7">
+  <w:abstractNum w:abstractNumId="14">
     <w:nsid w:val="41657489"/>
     <w:multiLevelType w:val="hybridMultilevel"/>
     <w:tmpl w:val="BC2426F6"/>
@@ -2700,7 +4078,120 @@
       </w:rPr>
     </w:lvl>
   </w:abstractNum>
-  <w:abstractNum w:abstractNumId="8">
+  <w:abstractNum w:abstractNumId="15">
+    <w:nsid w:val="49CD7E90"/>
+    <w:multiLevelType w:val="hybridMultilevel"/>
+    <w:tmpl w:val="BA6415EC"/>
+    <w:lvl w:ilvl="0" w:tplc="04190001">
+      <w:start w:val="1"/>
+      <w:numFmt w:val="bullet"/>
+      <w:lvlText w:val=""/>
+      <w:lvlJc w:val="left"/>
+      <w:pPr>
+        <w:ind w:left="720" w:hanging="360"/>
+      </w:pPr>
+      <w:rPr>
+        <w:rFonts w:ascii="Symbol" w:hAnsi="Symbol" w:hint="default"/>
+      </w:rPr>
+    </w:lvl>
+    <w:lvl w:ilvl="1" w:tplc="04190003" w:tentative="1">
+      <w:start w:val="1"/>
+      <w:numFmt w:val="bullet"/>
+      <w:lvlText w:val="o"/>
+      <w:lvlJc w:val="left"/>
+      <w:pPr>
+        <w:ind w:left="1440" w:hanging="360"/>
+      </w:pPr>
+      <w:rPr>
+        <w:rFonts w:ascii="Courier New" w:hAnsi="Courier New" w:cs="Courier New" w:hint="default"/>
+      </w:rPr>
+    </w:lvl>
+    <w:lvl w:ilvl="2" w:tplc="04190005" w:tentative="1">
+      <w:start w:val="1"/>
+      <w:numFmt w:val="bullet"/>
+      <w:lvlText w:val=""/>
+      <w:lvlJc w:val="left"/>
+      <w:pPr>
+        <w:ind w:left="2160" w:hanging="360"/>
+      </w:pPr>
+      <w:rPr>
+        <w:rFonts w:ascii="Wingdings" w:hAnsi="Wingdings" w:hint="default"/>
+      </w:rPr>
+    </w:lvl>
+    <w:lvl w:ilvl="3" w:tplc="04190001" w:tentative="1">
+      <w:start w:val="1"/>
+      <w:numFmt w:val="bullet"/>
+      <w:lvlText w:val=""/>
+      <w:lvlJc w:val="left"/>
+      <w:pPr>
+        <w:ind w:left="2880" w:hanging="360"/>
+      </w:pPr>
+      <w:rPr>
+        <w:rFonts w:ascii="Symbol" w:hAnsi="Symbol" w:hint="default"/>
+      </w:rPr>
+    </w:lvl>
+    <w:lvl w:ilvl="4" w:tplc="04190003" w:tentative="1">
+      <w:start w:val="1"/>
+      <w:numFmt w:val="bullet"/>
+      <w:lvlText w:val="o"/>
+      <w:lvlJc w:val="left"/>
+      <w:pPr>
+        <w:ind w:left="3600" w:hanging="360"/>
+      </w:pPr>
+      <w:rPr>
+        <w:rFonts w:ascii="Courier New" w:hAnsi="Courier New" w:cs="Courier New" w:hint="default"/>
+      </w:rPr>
+    </w:lvl>
+    <w:lvl w:ilvl="5" w:tplc="04190005" w:tentative="1">
+      <w:start w:val="1"/>
+      <w:numFmt w:val="bullet"/>
+      <w:lvlText w:val=""/>
+      <w:lvlJc w:val="left"/>
+      <w:pPr>
+        <w:ind w:left="4320" w:hanging="360"/>
+      </w:pPr>
+      <w:rPr>
+        <w:rFonts w:ascii="Wingdings" w:hAnsi="Wingdings" w:hint="default"/>
+      </w:rPr>
+    </w:lvl>
+    <w:lvl w:ilvl="6" w:tplc="04190001" w:tentative="1">
+      <w:start w:val="1"/>
+      <w:numFmt w:val="bullet"/>
+      <w:lvlText w:val=""/>
+      <w:lvlJc w:val="left"/>
+      <w:pPr>
+        <w:ind w:left="5040" w:hanging="360"/>
+      </w:pPr>
+      <w:rPr>
+        <w:rFonts w:ascii="Symbol" w:hAnsi="Symbol" w:hint="default"/>
+      </w:rPr>
+    </w:lvl>
+    <w:lvl w:ilvl="7" w:tplc="04190003" w:tentative="1">
+      <w:start w:val="1"/>
+      <w:numFmt w:val="bullet"/>
+      <w:lvlText w:val="o"/>
+      <w:lvlJc w:val="left"/>
+      <w:pPr>
+        <w:ind w:left="5760" w:hanging="360"/>
+      </w:pPr>
+      <w:rPr>
+        <w:rFonts w:ascii="Courier New" w:hAnsi="Courier New" w:cs="Courier New" w:hint="default"/>
+      </w:rPr>
+    </w:lvl>
+    <w:lvl w:ilvl="8" w:tplc="04190005" w:tentative="1">
+      <w:start w:val="1"/>
+      <w:numFmt w:val="bullet"/>
+      <w:lvlText w:val=""/>
+      <w:lvlJc w:val="left"/>
+      <w:pPr>
+        <w:ind w:left="6480" w:hanging="360"/>
+      </w:pPr>
+      <w:rPr>
+        <w:rFonts w:ascii="Wingdings" w:hAnsi="Wingdings" w:hint="default"/>
+      </w:rPr>
+    </w:lvl>
+  </w:abstractNum>
+  <w:abstractNum w:abstractNumId="16">
     <w:nsid w:val="4B596B57"/>
     <w:multiLevelType w:val="hybridMultilevel"/>
     <w:tmpl w:val="56A42E80"/>
@@ -2786,7 +4277,346 @@
       </w:pPr>
     </w:lvl>
   </w:abstractNum>
-  <w:abstractNum w:abstractNumId="9">
+  <w:abstractNum w:abstractNumId="17">
+    <w:nsid w:val="4C7B61C2"/>
+    <w:multiLevelType w:val="hybridMultilevel"/>
+    <w:tmpl w:val="40A203D2"/>
+    <w:lvl w:ilvl="0" w:tplc="04190001">
+      <w:start w:val="1"/>
+      <w:numFmt w:val="bullet"/>
+      <w:lvlText w:val=""/>
+      <w:lvlJc w:val="left"/>
+      <w:pPr>
+        <w:ind w:left="720" w:hanging="360"/>
+      </w:pPr>
+      <w:rPr>
+        <w:rFonts w:ascii="Symbol" w:hAnsi="Symbol" w:hint="default"/>
+      </w:rPr>
+    </w:lvl>
+    <w:lvl w:ilvl="1" w:tplc="04190003" w:tentative="1">
+      <w:start w:val="1"/>
+      <w:numFmt w:val="bullet"/>
+      <w:lvlText w:val="o"/>
+      <w:lvlJc w:val="left"/>
+      <w:pPr>
+        <w:ind w:left="1440" w:hanging="360"/>
+      </w:pPr>
+      <w:rPr>
+        <w:rFonts w:ascii="Courier New" w:hAnsi="Courier New" w:cs="Courier New" w:hint="default"/>
+      </w:rPr>
+    </w:lvl>
+    <w:lvl w:ilvl="2" w:tplc="04190005" w:tentative="1">
+      <w:start w:val="1"/>
+      <w:numFmt w:val="bullet"/>
+      <w:lvlText w:val=""/>
+      <w:lvlJc w:val="left"/>
+      <w:pPr>
+        <w:ind w:left="2160" w:hanging="360"/>
+      </w:pPr>
+      <w:rPr>
+        <w:rFonts w:ascii="Wingdings" w:hAnsi="Wingdings" w:hint="default"/>
+      </w:rPr>
+    </w:lvl>
+    <w:lvl w:ilvl="3" w:tplc="04190001" w:tentative="1">
+      <w:start w:val="1"/>
+      <w:numFmt w:val="bullet"/>
+      <w:lvlText w:val=""/>
+      <w:lvlJc w:val="left"/>
+      <w:pPr>
+        <w:ind w:left="2880" w:hanging="360"/>
+      </w:pPr>
+      <w:rPr>
+        <w:rFonts w:ascii="Symbol" w:hAnsi="Symbol" w:hint="default"/>
+      </w:rPr>
+    </w:lvl>
+    <w:lvl w:ilvl="4" w:tplc="04190003" w:tentative="1">
+      <w:start w:val="1"/>
+      <w:numFmt w:val="bullet"/>
+      <w:lvlText w:val="o"/>
+      <w:lvlJc w:val="left"/>
+      <w:pPr>
+        <w:ind w:left="3600" w:hanging="360"/>
+      </w:pPr>
+      <w:rPr>
+        <w:rFonts w:ascii="Courier New" w:hAnsi="Courier New" w:cs="Courier New" w:hint="default"/>
+      </w:rPr>
+    </w:lvl>
+    <w:lvl w:ilvl="5" w:tplc="04190005" w:tentative="1">
+      <w:start w:val="1"/>
+      <w:numFmt w:val="bullet"/>
+      <w:lvlText w:val=""/>
+      <w:lvlJc w:val="left"/>
+      <w:pPr>
+        <w:ind w:left="4320" w:hanging="360"/>
+      </w:pPr>
+      <w:rPr>
+        <w:rFonts w:ascii="Wingdings" w:hAnsi="Wingdings" w:hint="default"/>
+      </w:rPr>
+    </w:lvl>
+    <w:lvl w:ilvl="6" w:tplc="04190001" w:tentative="1">
+      <w:start w:val="1"/>
+      <w:numFmt w:val="bullet"/>
+      <w:lvlText w:val=""/>
+      <w:lvlJc w:val="left"/>
+      <w:pPr>
+        <w:ind w:left="5040" w:hanging="360"/>
+      </w:pPr>
+      <w:rPr>
+        <w:rFonts w:ascii="Symbol" w:hAnsi="Symbol" w:hint="default"/>
+      </w:rPr>
+    </w:lvl>
+    <w:lvl w:ilvl="7" w:tplc="04190003" w:tentative="1">
+      <w:start w:val="1"/>
+      <w:numFmt w:val="bullet"/>
+      <w:lvlText w:val="o"/>
+      <w:lvlJc w:val="left"/>
+      <w:pPr>
+        <w:ind w:left="5760" w:hanging="360"/>
+      </w:pPr>
+      <w:rPr>
+        <w:rFonts w:ascii="Courier New" w:hAnsi="Courier New" w:cs="Courier New" w:hint="default"/>
+      </w:rPr>
+    </w:lvl>
+    <w:lvl w:ilvl="8" w:tplc="04190005" w:tentative="1">
+      <w:start w:val="1"/>
+      <w:numFmt w:val="bullet"/>
+      <w:lvlText w:val=""/>
+      <w:lvlJc w:val="left"/>
+      <w:pPr>
+        <w:ind w:left="6480" w:hanging="360"/>
+      </w:pPr>
+      <w:rPr>
+        <w:rFonts w:ascii="Wingdings" w:hAnsi="Wingdings" w:hint="default"/>
+      </w:rPr>
+    </w:lvl>
+  </w:abstractNum>
+  <w:abstractNum w:abstractNumId="18">
+    <w:nsid w:val="4CB91688"/>
+    <w:multiLevelType w:val="hybridMultilevel"/>
+    <w:tmpl w:val="493878C2"/>
+    <w:lvl w:ilvl="0" w:tplc="0419000F">
+      <w:start w:val="1"/>
+      <w:numFmt w:val="decimal"/>
+      <w:lvlText w:val="%1."/>
+      <w:lvlJc w:val="left"/>
+      <w:pPr>
+        <w:ind w:left="720" w:hanging="360"/>
+      </w:pPr>
+      <w:rPr>
+        <w:rFonts w:hint="default"/>
+      </w:rPr>
+    </w:lvl>
+    <w:lvl w:ilvl="1" w:tplc="04190003" w:tentative="1">
+      <w:start w:val="1"/>
+      <w:numFmt w:val="bullet"/>
+      <w:lvlText w:val="o"/>
+      <w:lvlJc w:val="left"/>
+      <w:pPr>
+        <w:ind w:left="1440" w:hanging="360"/>
+      </w:pPr>
+      <w:rPr>
+        <w:rFonts w:ascii="Courier New" w:hAnsi="Courier New" w:cs="Courier New" w:hint="default"/>
+      </w:rPr>
+    </w:lvl>
+    <w:lvl w:ilvl="2" w:tplc="04190005" w:tentative="1">
+      <w:start w:val="1"/>
+      <w:numFmt w:val="bullet"/>
+      <w:lvlText w:val=""/>
+      <w:lvlJc w:val="left"/>
+      <w:pPr>
+        <w:ind w:left="2160" w:hanging="360"/>
+      </w:pPr>
+      <w:rPr>
+        <w:rFonts w:ascii="Wingdings" w:hAnsi="Wingdings" w:hint="default"/>
+      </w:rPr>
+    </w:lvl>
+    <w:lvl w:ilvl="3" w:tplc="04190001" w:tentative="1">
+      <w:start w:val="1"/>
+      <w:numFmt w:val="bullet"/>
+      <w:lvlText w:val=""/>
+      <w:lvlJc w:val="left"/>
+      <w:pPr>
+        <w:ind w:left="2880" w:hanging="360"/>
+      </w:pPr>
+      <w:rPr>
+        <w:rFonts w:ascii="Symbol" w:hAnsi="Symbol" w:hint="default"/>
+      </w:rPr>
+    </w:lvl>
+    <w:lvl w:ilvl="4" w:tplc="04190003" w:tentative="1">
+      <w:start w:val="1"/>
+      <w:numFmt w:val="bullet"/>
+      <w:lvlText w:val="o"/>
+      <w:lvlJc w:val="left"/>
+      <w:pPr>
+        <w:ind w:left="3600" w:hanging="360"/>
+      </w:pPr>
+      <w:rPr>
+        <w:rFonts w:ascii="Courier New" w:hAnsi="Courier New" w:cs="Courier New" w:hint="default"/>
+      </w:rPr>
+    </w:lvl>
+    <w:lvl w:ilvl="5" w:tplc="04190005" w:tentative="1">
+      <w:start w:val="1"/>
+      <w:numFmt w:val="bullet"/>
+      <w:lvlText w:val=""/>
+      <w:lvlJc w:val="left"/>
+      <w:pPr>
+        <w:ind w:left="4320" w:hanging="360"/>
+      </w:pPr>
+      <w:rPr>
+        <w:rFonts w:ascii="Wingdings" w:hAnsi="Wingdings" w:hint="default"/>
+      </w:rPr>
+    </w:lvl>
+    <w:lvl w:ilvl="6" w:tplc="04190001" w:tentative="1">
+      <w:start w:val="1"/>
+      <w:numFmt w:val="bullet"/>
+      <w:lvlText w:val=""/>
+      <w:lvlJc w:val="left"/>
+      <w:pPr>
+        <w:ind w:left="5040" w:hanging="360"/>
+      </w:pPr>
+      <w:rPr>
+        <w:rFonts w:ascii="Symbol" w:hAnsi="Symbol" w:hint="default"/>
+      </w:rPr>
+    </w:lvl>
+    <w:lvl w:ilvl="7" w:tplc="04190003" w:tentative="1">
+      <w:start w:val="1"/>
+      <w:numFmt w:val="bullet"/>
+      <w:lvlText w:val="o"/>
+      <w:lvlJc w:val="left"/>
+      <w:pPr>
+        <w:ind w:left="5760" w:hanging="360"/>
+      </w:pPr>
+      <w:rPr>
+        <w:rFonts w:ascii="Courier New" w:hAnsi="Courier New" w:cs="Courier New" w:hint="default"/>
+      </w:rPr>
+    </w:lvl>
+    <w:lvl w:ilvl="8" w:tplc="04190005" w:tentative="1">
+      <w:start w:val="1"/>
+      <w:numFmt w:val="bullet"/>
+      <w:lvlText w:val=""/>
+      <w:lvlJc w:val="left"/>
+      <w:pPr>
+        <w:ind w:left="6480" w:hanging="360"/>
+      </w:pPr>
+      <w:rPr>
+        <w:rFonts w:ascii="Wingdings" w:hAnsi="Wingdings" w:hint="default"/>
+      </w:rPr>
+    </w:lvl>
+  </w:abstractNum>
+  <w:abstractNum w:abstractNumId="19">
+    <w:nsid w:val="514226D7"/>
+    <w:multiLevelType w:val="hybridMultilevel"/>
+    <w:tmpl w:val="87BCDDD4"/>
+    <w:lvl w:ilvl="0" w:tplc="04190001">
+      <w:start w:val="1"/>
+      <w:numFmt w:val="bullet"/>
+      <w:lvlText w:val=""/>
+      <w:lvlJc w:val="left"/>
+      <w:pPr>
+        <w:ind w:left="720" w:hanging="360"/>
+      </w:pPr>
+      <w:rPr>
+        <w:rFonts w:ascii="Symbol" w:hAnsi="Symbol" w:hint="default"/>
+      </w:rPr>
+    </w:lvl>
+    <w:lvl w:ilvl="1" w:tplc="04190003" w:tentative="1">
+      <w:start w:val="1"/>
+      <w:numFmt w:val="bullet"/>
+      <w:lvlText w:val="o"/>
+      <w:lvlJc w:val="left"/>
+      <w:pPr>
+        <w:ind w:left="1440" w:hanging="360"/>
+      </w:pPr>
+      <w:rPr>
+        <w:rFonts w:ascii="Courier New" w:hAnsi="Courier New" w:cs="Courier New" w:hint="default"/>
+      </w:rPr>
+    </w:lvl>
+    <w:lvl w:ilvl="2" w:tplc="04190005" w:tentative="1">
+      <w:start w:val="1"/>
+      <w:numFmt w:val="bullet"/>
+      <w:lvlText w:val=""/>
+      <w:lvlJc w:val="left"/>
+      <w:pPr>
+        <w:ind w:left="2160" w:hanging="360"/>
+      </w:pPr>
+      <w:rPr>
+        <w:rFonts w:ascii="Wingdings" w:hAnsi="Wingdings" w:hint="default"/>
+      </w:rPr>
+    </w:lvl>
+    <w:lvl w:ilvl="3" w:tplc="04190001" w:tentative="1">
+      <w:start w:val="1"/>
+      <w:numFmt w:val="bullet"/>
+      <w:lvlText w:val=""/>
+      <w:lvlJc w:val="left"/>
+      <w:pPr>
+        <w:ind w:left="2880" w:hanging="360"/>
+      </w:pPr>
+      <w:rPr>
+        <w:rFonts w:ascii="Symbol" w:hAnsi="Symbol" w:hint="default"/>
+      </w:rPr>
+    </w:lvl>
+    <w:lvl w:ilvl="4" w:tplc="04190003" w:tentative="1">
+      <w:start w:val="1"/>
+      <w:numFmt w:val="bullet"/>
+      <w:lvlText w:val="o"/>
+      <w:lvlJc w:val="left"/>
+      <w:pPr>
+        <w:ind w:left="3600" w:hanging="360"/>
+      </w:pPr>
+      <w:rPr>
+        <w:rFonts w:ascii="Courier New" w:hAnsi="Courier New" w:cs="Courier New" w:hint="default"/>
+      </w:rPr>
+    </w:lvl>
+    <w:lvl w:ilvl="5" w:tplc="04190005" w:tentative="1">
+      <w:start w:val="1"/>
+      <w:numFmt w:val="bullet"/>
+      <w:lvlText w:val=""/>
+      <w:lvlJc w:val="left"/>
+      <w:pPr>
+        <w:ind w:left="4320" w:hanging="360"/>
+      </w:pPr>
+      <w:rPr>
+        <w:rFonts w:ascii="Wingdings" w:hAnsi="Wingdings" w:hint="default"/>
+      </w:rPr>
+    </w:lvl>
+    <w:lvl w:ilvl="6" w:tplc="04190001" w:tentative="1">
+      <w:start w:val="1"/>
+      <w:numFmt w:val="bullet"/>
+      <w:lvlText w:val=""/>
+      <w:lvlJc w:val="left"/>
+      <w:pPr>
+        <w:ind w:left="5040" w:hanging="360"/>
+      </w:pPr>
+      <w:rPr>
+        <w:rFonts w:ascii="Symbol" w:hAnsi="Symbol" w:hint="default"/>
+      </w:rPr>
+    </w:lvl>
+    <w:lvl w:ilvl="7" w:tplc="04190003" w:tentative="1">
+      <w:start w:val="1"/>
+      <w:numFmt w:val="bullet"/>
+      <w:lvlText w:val="o"/>
+      <w:lvlJc w:val="left"/>
+      <w:pPr>
+        <w:ind w:left="5760" w:hanging="360"/>
+      </w:pPr>
+      <w:rPr>
+        <w:rFonts w:ascii="Courier New" w:hAnsi="Courier New" w:cs="Courier New" w:hint="default"/>
+      </w:rPr>
+    </w:lvl>
+    <w:lvl w:ilvl="8" w:tplc="04190005" w:tentative="1">
+      <w:start w:val="1"/>
+      <w:numFmt w:val="bullet"/>
+      <w:lvlText w:val=""/>
+      <w:lvlJc w:val="left"/>
+      <w:pPr>
+        <w:ind w:left="6480" w:hanging="360"/>
+      </w:pPr>
+      <w:rPr>
+        <w:rFonts w:ascii="Wingdings" w:hAnsi="Wingdings" w:hint="default"/>
+      </w:rPr>
+    </w:lvl>
+  </w:abstractNum>
+  <w:abstractNum w:abstractNumId="20">
     <w:nsid w:val="51DB064D"/>
     <w:multiLevelType w:val="hybridMultilevel"/>
     <w:tmpl w:val="BE68248A"/>
@@ -2872,7 +4702,120 @@
       </w:pPr>
     </w:lvl>
   </w:abstractNum>
-  <w:abstractNum w:abstractNumId="10">
+  <w:abstractNum w:abstractNumId="21">
+    <w:nsid w:val="540D44CE"/>
+    <w:multiLevelType w:val="hybridMultilevel"/>
+    <w:tmpl w:val="A7887C7C"/>
+    <w:lvl w:ilvl="0" w:tplc="04190001">
+      <w:start w:val="1"/>
+      <w:numFmt w:val="bullet"/>
+      <w:lvlText w:val=""/>
+      <w:lvlJc w:val="left"/>
+      <w:pPr>
+        <w:ind w:left="720" w:hanging="360"/>
+      </w:pPr>
+      <w:rPr>
+        <w:rFonts w:ascii="Symbol" w:hAnsi="Symbol" w:hint="default"/>
+      </w:rPr>
+    </w:lvl>
+    <w:lvl w:ilvl="1" w:tplc="04190003" w:tentative="1">
+      <w:start w:val="1"/>
+      <w:numFmt w:val="bullet"/>
+      <w:lvlText w:val="o"/>
+      <w:lvlJc w:val="left"/>
+      <w:pPr>
+        <w:ind w:left="1440" w:hanging="360"/>
+      </w:pPr>
+      <w:rPr>
+        <w:rFonts w:ascii="Courier New" w:hAnsi="Courier New" w:cs="Courier New" w:hint="default"/>
+      </w:rPr>
+    </w:lvl>
+    <w:lvl w:ilvl="2" w:tplc="04190005" w:tentative="1">
+      <w:start w:val="1"/>
+      <w:numFmt w:val="bullet"/>
+      <w:lvlText w:val=""/>
+      <w:lvlJc w:val="left"/>
+      <w:pPr>
+        <w:ind w:left="2160" w:hanging="360"/>
+      </w:pPr>
+      <w:rPr>
+        <w:rFonts w:ascii="Wingdings" w:hAnsi="Wingdings" w:hint="default"/>
+      </w:rPr>
+    </w:lvl>
+    <w:lvl w:ilvl="3" w:tplc="04190001" w:tentative="1">
+      <w:start w:val="1"/>
+      <w:numFmt w:val="bullet"/>
+      <w:lvlText w:val=""/>
+      <w:lvlJc w:val="left"/>
+      <w:pPr>
+        <w:ind w:left="2880" w:hanging="360"/>
+      </w:pPr>
+      <w:rPr>
+        <w:rFonts w:ascii="Symbol" w:hAnsi="Symbol" w:hint="default"/>
+      </w:rPr>
+    </w:lvl>
+    <w:lvl w:ilvl="4" w:tplc="04190003" w:tentative="1">
+      <w:start w:val="1"/>
+      <w:numFmt w:val="bullet"/>
+      <w:lvlText w:val="o"/>
+      <w:lvlJc w:val="left"/>
+      <w:pPr>
+        <w:ind w:left="3600" w:hanging="360"/>
+      </w:pPr>
+      <w:rPr>
+        <w:rFonts w:ascii="Courier New" w:hAnsi="Courier New" w:cs="Courier New" w:hint="default"/>
+      </w:rPr>
+    </w:lvl>
+    <w:lvl w:ilvl="5" w:tplc="04190005" w:tentative="1">
+      <w:start w:val="1"/>
+      <w:numFmt w:val="bullet"/>
+      <w:lvlText w:val=""/>
+      <w:lvlJc w:val="left"/>
+      <w:pPr>
+        <w:ind w:left="4320" w:hanging="360"/>
+      </w:pPr>
+      <w:rPr>
+        <w:rFonts w:ascii="Wingdings" w:hAnsi="Wingdings" w:hint="default"/>
+      </w:rPr>
+    </w:lvl>
+    <w:lvl w:ilvl="6" w:tplc="04190001" w:tentative="1">
+      <w:start w:val="1"/>
+      <w:numFmt w:val="bullet"/>
+      <w:lvlText w:val=""/>
+      <w:lvlJc w:val="left"/>
+      <w:pPr>
+        <w:ind w:left="5040" w:hanging="360"/>
+      </w:pPr>
+      <w:rPr>
+        <w:rFonts w:ascii="Symbol" w:hAnsi="Symbol" w:hint="default"/>
+      </w:rPr>
+    </w:lvl>
+    <w:lvl w:ilvl="7" w:tplc="04190003" w:tentative="1">
+      <w:start w:val="1"/>
+      <w:numFmt w:val="bullet"/>
+      <w:lvlText w:val="o"/>
+      <w:lvlJc w:val="left"/>
+      <w:pPr>
+        <w:ind w:left="5760" w:hanging="360"/>
+      </w:pPr>
+      <w:rPr>
+        <w:rFonts w:ascii="Courier New" w:hAnsi="Courier New" w:cs="Courier New" w:hint="default"/>
+      </w:rPr>
+    </w:lvl>
+    <w:lvl w:ilvl="8" w:tplc="04190005" w:tentative="1">
+      <w:start w:val="1"/>
+      <w:numFmt w:val="bullet"/>
+      <w:lvlText w:val=""/>
+      <w:lvlJc w:val="left"/>
+      <w:pPr>
+        <w:ind w:left="6480" w:hanging="360"/>
+      </w:pPr>
+      <w:rPr>
+        <w:rFonts w:ascii="Wingdings" w:hAnsi="Wingdings" w:hint="default"/>
+      </w:rPr>
+    </w:lvl>
+  </w:abstractNum>
+  <w:abstractNum w:abstractNumId="22">
     <w:nsid w:val="578E26B7"/>
     <w:multiLevelType w:val="hybridMultilevel"/>
     <w:tmpl w:val="D3423572"/>
@@ -2958,7 +4901,206 @@
       </w:pPr>
     </w:lvl>
   </w:abstractNum>
-  <w:abstractNum w:abstractNumId="11">
+  <w:abstractNum w:abstractNumId="23">
+    <w:nsid w:val="59BA0317"/>
+    <w:multiLevelType w:val="hybridMultilevel"/>
+    <w:tmpl w:val="8ACC1D2A"/>
+    <w:lvl w:ilvl="0" w:tplc="04190001">
+      <w:start w:val="1"/>
+      <w:numFmt w:val="bullet"/>
+      <w:lvlText w:val=""/>
+      <w:lvlJc w:val="left"/>
+      <w:pPr>
+        <w:ind w:left="720" w:hanging="360"/>
+      </w:pPr>
+      <w:rPr>
+        <w:rFonts w:ascii="Symbol" w:hAnsi="Symbol" w:hint="default"/>
+      </w:rPr>
+    </w:lvl>
+    <w:lvl w:ilvl="1" w:tplc="04190003" w:tentative="1">
+      <w:start w:val="1"/>
+      <w:numFmt w:val="bullet"/>
+      <w:lvlText w:val="o"/>
+      <w:lvlJc w:val="left"/>
+      <w:pPr>
+        <w:ind w:left="1440" w:hanging="360"/>
+      </w:pPr>
+      <w:rPr>
+        <w:rFonts w:ascii="Courier New" w:hAnsi="Courier New" w:cs="Courier New" w:hint="default"/>
+      </w:rPr>
+    </w:lvl>
+    <w:lvl w:ilvl="2" w:tplc="04190005" w:tentative="1">
+      <w:start w:val="1"/>
+      <w:numFmt w:val="bullet"/>
+      <w:lvlText w:val=""/>
+      <w:lvlJc w:val="left"/>
+      <w:pPr>
+        <w:ind w:left="2160" w:hanging="360"/>
+      </w:pPr>
+      <w:rPr>
+        <w:rFonts w:ascii="Wingdings" w:hAnsi="Wingdings" w:hint="default"/>
+      </w:rPr>
+    </w:lvl>
+    <w:lvl w:ilvl="3" w:tplc="04190001" w:tentative="1">
+      <w:start w:val="1"/>
+      <w:numFmt w:val="bullet"/>
+      <w:lvlText w:val=""/>
+      <w:lvlJc w:val="left"/>
+      <w:pPr>
+        <w:ind w:left="2880" w:hanging="360"/>
+      </w:pPr>
+      <w:rPr>
+        <w:rFonts w:ascii="Symbol" w:hAnsi="Symbol" w:hint="default"/>
+      </w:rPr>
+    </w:lvl>
+    <w:lvl w:ilvl="4" w:tplc="04190003" w:tentative="1">
+      <w:start w:val="1"/>
+      <w:numFmt w:val="bullet"/>
+      <w:lvlText w:val="o"/>
+      <w:lvlJc w:val="left"/>
+      <w:pPr>
+        <w:ind w:left="3600" w:hanging="360"/>
+      </w:pPr>
+      <w:rPr>
+        <w:rFonts w:ascii="Courier New" w:hAnsi="Courier New" w:cs="Courier New" w:hint="default"/>
+      </w:rPr>
+    </w:lvl>
+    <w:lvl w:ilvl="5" w:tplc="04190005" w:tentative="1">
+      <w:start w:val="1"/>
+      <w:numFmt w:val="bullet"/>
+      <w:lvlText w:val=""/>
+      <w:lvlJc w:val="left"/>
+      <w:pPr>
+        <w:ind w:left="4320" w:hanging="360"/>
+      </w:pPr>
+      <w:rPr>
+        <w:rFonts w:ascii="Wingdings" w:hAnsi="Wingdings" w:hint="default"/>
+      </w:rPr>
+    </w:lvl>
+    <w:lvl w:ilvl="6" w:tplc="04190001" w:tentative="1">
+      <w:start w:val="1"/>
+      <w:numFmt w:val="bullet"/>
+      <w:lvlText w:val=""/>
+      <w:lvlJc w:val="left"/>
+      <w:pPr>
+        <w:ind w:left="5040" w:hanging="360"/>
+      </w:pPr>
+      <w:rPr>
+        <w:rFonts w:ascii="Symbol" w:hAnsi="Symbol" w:hint="default"/>
+      </w:rPr>
+    </w:lvl>
+    <w:lvl w:ilvl="7" w:tplc="04190003" w:tentative="1">
+      <w:start w:val="1"/>
+      <w:numFmt w:val="bullet"/>
+      <w:lvlText w:val="o"/>
+      <w:lvlJc w:val="left"/>
+      <w:pPr>
+        <w:ind w:left="5760" w:hanging="360"/>
+      </w:pPr>
+      <w:rPr>
+        <w:rFonts w:ascii="Courier New" w:hAnsi="Courier New" w:cs="Courier New" w:hint="default"/>
+      </w:rPr>
+    </w:lvl>
+    <w:lvl w:ilvl="8" w:tplc="04190005" w:tentative="1">
+      <w:start w:val="1"/>
+      <w:numFmt w:val="bullet"/>
+      <w:lvlText w:val=""/>
+      <w:lvlJc w:val="left"/>
+      <w:pPr>
+        <w:ind w:left="6480" w:hanging="360"/>
+      </w:pPr>
+      <w:rPr>
+        <w:rFonts w:ascii="Wingdings" w:hAnsi="Wingdings" w:hint="default"/>
+      </w:rPr>
+    </w:lvl>
+  </w:abstractNum>
+  <w:abstractNum w:abstractNumId="24">
+    <w:nsid w:val="5C6C573B"/>
+    <w:multiLevelType w:val="hybridMultilevel"/>
+    <w:tmpl w:val="5C06F036"/>
+    <w:lvl w:ilvl="0" w:tplc="0419000F">
+      <w:start w:val="1"/>
+      <w:numFmt w:val="decimal"/>
+      <w:lvlText w:val="%1."/>
+      <w:lvlJc w:val="left"/>
+      <w:pPr>
+        <w:ind w:left="720" w:hanging="360"/>
+      </w:pPr>
+    </w:lvl>
+    <w:lvl w:ilvl="1" w:tplc="04190019" w:tentative="1">
+      <w:start w:val="1"/>
+      <w:numFmt w:val="lowerLetter"/>
+      <w:lvlText w:val="%2."/>
+      <w:lvlJc w:val="left"/>
+      <w:pPr>
+        <w:ind w:left="1440" w:hanging="360"/>
+      </w:pPr>
+    </w:lvl>
+    <w:lvl w:ilvl="2" w:tplc="0419001B" w:tentative="1">
+      <w:start w:val="1"/>
+      <w:numFmt w:val="lowerRoman"/>
+      <w:lvlText w:val="%3."/>
+      <w:lvlJc w:val="right"/>
+      <w:pPr>
+        <w:ind w:left="2160" w:hanging="180"/>
+      </w:pPr>
+    </w:lvl>
+    <w:lvl w:ilvl="3" w:tplc="0419000F" w:tentative="1">
+      <w:start w:val="1"/>
+      <w:numFmt w:val="decimal"/>
+      <w:lvlText w:val="%4."/>
+      <w:lvlJc w:val="left"/>
+      <w:pPr>
+        <w:ind w:left="2880" w:hanging="360"/>
+      </w:pPr>
+    </w:lvl>
+    <w:lvl w:ilvl="4" w:tplc="04190019" w:tentative="1">
+      <w:start w:val="1"/>
+      <w:numFmt w:val="lowerLetter"/>
+      <w:lvlText w:val="%5."/>
+      <w:lvlJc w:val="left"/>
+      <w:pPr>
+        <w:ind w:left="3600" w:hanging="360"/>
+      </w:pPr>
+    </w:lvl>
+    <w:lvl w:ilvl="5" w:tplc="0419001B" w:tentative="1">
+      <w:start w:val="1"/>
+      <w:numFmt w:val="lowerRoman"/>
+      <w:lvlText w:val="%6."/>
+      <w:lvlJc w:val="right"/>
+      <w:pPr>
+        <w:ind w:left="4320" w:hanging="180"/>
+      </w:pPr>
+    </w:lvl>
+    <w:lvl w:ilvl="6" w:tplc="0419000F" w:tentative="1">
+      <w:start w:val="1"/>
+      <w:numFmt w:val="decimal"/>
+      <w:lvlText w:val="%7."/>
+      <w:lvlJc w:val="left"/>
+      <w:pPr>
+        <w:ind w:left="5040" w:hanging="360"/>
+      </w:pPr>
+    </w:lvl>
+    <w:lvl w:ilvl="7" w:tplc="04190019" w:tentative="1">
+      <w:start w:val="1"/>
+      <w:numFmt w:val="lowerLetter"/>
+      <w:lvlText w:val="%8."/>
+      <w:lvlJc w:val="left"/>
+      <w:pPr>
+        <w:ind w:left="5760" w:hanging="360"/>
+      </w:pPr>
+    </w:lvl>
+    <w:lvl w:ilvl="8" w:tplc="0419001B" w:tentative="1">
+      <w:start w:val="1"/>
+      <w:numFmt w:val="lowerRoman"/>
+      <w:lvlText w:val="%9."/>
+      <w:lvlJc w:val="right"/>
+      <w:pPr>
+        <w:ind w:left="6480" w:hanging="180"/>
+      </w:pPr>
+    </w:lvl>
+  </w:abstractNum>
+  <w:abstractNum w:abstractNumId="25">
     <w:nsid w:val="5F3379AB"/>
     <w:multiLevelType w:val="hybridMultilevel"/>
     <w:tmpl w:val="E4FC43F2"/>
@@ -3071,7 +5213,7 @@
       </w:rPr>
     </w:lvl>
   </w:abstractNum>
-  <w:abstractNum w:abstractNumId="12">
+  <w:abstractNum w:abstractNumId="26">
     <w:nsid w:val="65827F00"/>
     <w:multiLevelType w:val="hybridMultilevel"/>
     <w:tmpl w:val="FDA2F280"/>
@@ -3160,7 +5302,7 @@
       </w:pPr>
     </w:lvl>
   </w:abstractNum>
-  <w:abstractNum w:abstractNumId="13">
+  <w:abstractNum w:abstractNumId="27">
     <w:nsid w:val="684D2ED9"/>
     <w:multiLevelType w:val="hybridMultilevel"/>
     <w:tmpl w:val="DBD28CC4"/>
@@ -3246,7 +5388,7 @@
       </w:pPr>
     </w:lvl>
   </w:abstractNum>
-  <w:abstractNum w:abstractNumId="14">
+  <w:abstractNum w:abstractNumId="28">
     <w:nsid w:val="71E76832"/>
     <w:multiLevelType w:val="hybridMultilevel"/>
     <w:tmpl w:val="3CF02454"/>
@@ -3332,7 +5474,93 @@
       </w:pPr>
     </w:lvl>
   </w:abstractNum>
-  <w:abstractNum w:abstractNumId="15">
+  <w:abstractNum w:abstractNumId="29">
+    <w:nsid w:val="750A4818"/>
+    <w:multiLevelType w:val="hybridMultilevel"/>
+    <w:tmpl w:val="0754A29A"/>
+    <w:lvl w:ilvl="0" w:tplc="0419000F">
+      <w:start w:val="1"/>
+      <w:numFmt w:val="decimal"/>
+      <w:lvlText w:val="%1."/>
+      <w:lvlJc w:val="left"/>
+      <w:pPr>
+        <w:ind w:left="720" w:hanging="360"/>
+      </w:pPr>
+    </w:lvl>
+    <w:lvl w:ilvl="1" w:tplc="04190019" w:tentative="1">
+      <w:start w:val="1"/>
+      <w:numFmt w:val="lowerLetter"/>
+      <w:lvlText w:val="%2."/>
+      <w:lvlJc w:val="left"/>
+      <w:pPr>
+        <w:ind w:left="1440" w:hanging="360"/>
+      </w:pPr>
+    </w:lvl>
+    <w:lvl w:ilvl="2" w:tplc="0419001B" w:tentative="1">
+      <w:start w:val="1"/>
+      <w:numFmt w:val="lowerRoman"/>
+      <w:lvlText w:val="%3."/>
+      <w:lvlJc w:val="right"/>
+      <w:pPr>
+        <w:ind w:left="2160" w:hanging="180"/>
+      </w:pPr>
+    </w:lvl>
+    <w:lvl w:ilvl="3" w:tplc="0419000F" w:tentative="1">
+      <w:start w:val="1"/>
+      <w:numFmt w:val="decimal"/>
+      <w:lvlText w:val="%4."/>
+      <w:lvlJc w:val="left"/>
+      <w:pPr>
+        <w:ind w:left="2880" w:hanging="360"/>
+      </w:pPr>
+    </w:lvl>
+    <w:lvl w:ilvl="4" w:tplc="04190019" w:tentative="1">
+      <w:start w:val="1"/>
+      <w:numFmt w:val="lowerLetter"/>
+      <w:lvlText w:val="%5."/>
+      <w:lvlJc w:val="left"/>
+      <w:pPr>
+        <w:ind w:left="3600" w:hanging="360"/>
+      </w:pPr>
+    </w:lvl>
+    <w:lvl w:ilvl="5" w:tplc="0419001B" w:tentative="1">
+      <w:start w:val="1"/>
+      <w:numFmt w:val="lowerRoman"/>
+      <w:lvlText w:val="%6."/>
+      <w:lvlJc w:val="right"/>
+      <w:pPr>
+        <w:ind w:left="4320" w:hanging="180"/>
+      </w:pPr>
+    </w:lvl>
+    <w:lvl w:ilvl="6" w:tplc="0419000F" w:tentative="1">
+      <w:start w:val="1"/>
+      <w:numFmt w:val="decimal"/>
+      <w:lvlText w:val="%7."/>
+      <w:lvlJc w:val="left"/>
+      <w:pPr>
+        <w:ind w:left="5040" w:hanging="360"/>
+      </w:pPr>
+    </w:lvl>
+    <w:lvl w:ilvl="7" w:tplc="04190019" w:tentative="1">
+      <w:start w:val="1"/>
+      <w:numFmt w:val="lowerLetter"/>
+      <w:lvlText w:val="%8."/>
+      <w:lvlJc w:val="left"/>
+      <w:pPr>
+        <w:ind w:left="5760" w:hanging="360"/>
+      </w:pPr>
+    </w:lvl>
+    <w:lvl w:ilvl="8" w:tplc="0419001B" w:tentative="1">
+      <w:start w:val="1"/>
+      <w:numFmt w:val="lowerRoman"/>
+      <w:lvlText w:val="%9."/>
+      <w:lvlJc w:val="right"/>
+      <w:pPr>
+        <w:ind w:left="6480" w:hanging="180"/>
+      </w:pPr>
+    </w:lvl>
+  </w:abstractNum>
+  <w:abstractNum w:abstractNumId="30">
     <w:nsid w:val="787B4D3F"/>
     <w:multiLevelType w:val="hybridMultilevel"/>
     <w:tmpl w:val="40209CCC"/>
@@ -3418,7 +5646,7 @@
       </w:pPr>
     </w:lvl>
   </w:abstractNum>
-  <w:abstractNum w:abstractNumId="16">
+  <w:abstractNum w:abstractNumId="31">
     <w:nsid w:val="7BC05ACF"/>
     <w:multiLevelType w:val="hybridMultilevel"/>
     <w:tmpl w:val="0B8C5502"/>
@@ -3504,7 +5732,7 @@
       </w:pPr>
     </w:lvl>
   </w:abstractNum>
-  <w:abstractNum w:abstractNumId="17">
+  <w:abstractNum w:abstractNumId="32">
     <w:nsid w:val="7BEA1057"/>
     <w:multiLevelType w:val="hybridMultilevel"/>
     <w:tmpl w:val="68C60CAE"/>
@@ -3617,7 +5845,7 @@
       </w:rPr>
     </w:lvl>
   </w:abstractNum>
-  <w:abstractNum w:abstractNumId="18">
+  <w:abstractNum w:abstractNumId="33">
     <w:nsid w:val="7DFC0DC7"/>
     <w:multiLevelType w:val="hybridMultilevel"/>
     <w:tmpl w:val="A02654E8"/>
@@ -3703,7 +5931,7 @@
       </w:pPr>
     </w:lvl>
   </w:abstractNum>
-  <w:abstractNum w:abstractNumId="19">
+  <w:abstractNum w:abstractNumId="34">
     <w:nsid w:val="7F216F4F"/>
     <w:multiLevelType w:val="hybridMultilevel"/>
     <w:tmpl w:val="BC2426F6"/>
@@ -3817,64 +6045,109 @@
     </w:lvl>
   </w:abstractNum>
   <w:num w:numId="1">
+    <w:abstractNumId w:val="32"/>
+  </w:num>
+  <w:num w:numId="2">
+    <w:abstractNumId w:val="25"/>
+  </w:num>
+  <w:num w:numId="3">
+    <w:abstractNumId w:val="13"/>
+  </w:num>
+  <w:num w:numId="4">
+    <w:abstractNumId w:val="14"/>
+  </w:num>
+  <w:num w:numId="5">
+    <w:abstractNumId w:val="7"/>
+  </w:num>
+  <w:num w:numId="6">
+    <w:abstractNumId w:val="31"/>
+  </w:num>
+  <w:num w:numId="7">
+    <w:abstractNumId w:val="34"/>
+  </w:num>
+  <w:num w:numId="8">
+    <w:abstractNumId w:val="10"/>
+  </w:num>
+  <w:num w:numId="9">
+    <w:abstractNumId w:val="26"/>
+  </w:num>
+  <w:num w:numId="10">
+    <w:abstractNumId w:val="33"/>
+  </w:num>
+  <w:num w:numId="11">
+    <w:abstractNumId w:val="6"/>
+  </w:num>
+  <w:num w:numId="12">
+    <w:abstractNumId w:val="30"/>
+  </w:num>
+  <w:num w:numId="13">
+    <w:abstractNumId w:val="27"/>
+  </w:num>
+  <w:num w:numId="14">
+    <w:abstractNumId w:val="28"/>
+  </w:num>
+  <w:num w:numId="15">
+    <w:abstractNumId w:val="16"/>
+  </w:num>
+  <w:num w:numId="16">
+    <w:abstractNumId w:val="22"/>
+  </w:num>
+  <w:num w:numId="17">
+    <w:abstractNumId w:val="20"/>
+  </w:num>
+  <w:num w:numId="18">
+    <w:abstractNumId w:val="2"/>
+  </w:num>
+  <w:num w:numId="19">
+    <w:abstractNumId w:val="4"/>
+  </w:num>
+  <w:num w:numId="20">
+    <w:abstractNumId w:val="12"/>
+  </w:num>
+  <w:num w:numId="21">
+    <w:abstractNumId w:val="19"/>
+  </w:num>
+  <w:num w:numId="22">
     <w:abstractNumId w:val="17"/>
   </w:num>
-  <w:num w:numId="2">
+  <w:num w:numId="23">
+    <w:abstractNumId w:val="15"/>
+  </w:num>
+  <w:num w:numId="24">
     <w:abstractNumId w:val="11"/>
   </w:num>
-  <w:num w:numId="3">
-    <w:abstractNumId w:val="6"/>
+  <w:num w:numId="25">
+    <w:abstractNumId w:val="0"/>
   </w:num>
-  <w:num w:numId="4">
-    <w:abstractNumId w:val="7"/>
+  <w:num w:numId="26">
+    <w:abstractNumId w:val="23"/>
   </w:num>
-  <w:num w:numId="5">
+  <w:num w:numId="27">
+    <w:abstractNumId w:val="24"/>
+  </w:num>
+  <w:num w:numId="28">
     <w:abstractNumId w:val="3"/>
   </w:num>
-  <w:num w:numId="6">
-    <w:abstractNumId w:val="16"/>
-  </w:num>
-  <w:num w:numId="7">
-    <w:abstractNumId w:val="19"/>
-  </w:num>
-  <w:num w:numId="8">
-    <w:abstractNumId w:val="4"/>
-  </w:num>
-  <w:num w:numId="9">
-    <w:abstractNumId w:val="12"/>
-  </w:num>
-  <w:num w:numId="10">
+  <w:num w:numId="29">
     <w:abstractNumId w:val="18"/>
   </w:num>
-  <w:num w:numId="11">
-    <w:abstractNumId w:val="2"/>
-  </w:num>
-  <w:num w:numId="12">
-    <w:abstractNumId w:val="15"/>
-  </w:num>
-  <w:num w:numId="13">
-    <w:abstractNumId w:val="13"/>
-  </w:num>
-  <w:num w:numId="14">
-    <w:abstractNumId w:val="14"/>
-  </w:num>
-  <w:num w:numId="15">
+  <w:num w:numId="30">
     <w:abstractNumId w:val="8"/>
   </w:num>
-  <w:num w:numId="16">
-    <w:abstractNumId w:val="10"/>
+  <w:num w:numId="31">
+    <w:abstractNumId w:val="5"/>
   </w:num>
-  <w:num w:numId="17">
+  <w:num w:numId="32">
+    <w:abstractNumId w:val="1"/>
+  </w:num>
+  <w:num w:numId="33">
     <w:abstractNumId w:val="9"/>
   </w:num>
-  <w:num w:numId="18">
-    <w:abstractNumId w:val="0"/>
+  <w:num w:numId="34">
+    <w:abstractNumId w:val="29"/>
   </w:num>
-  <w:num w:numId="19">
-    <w:abstractNumId w:val="1"/>
-  </w:num>
-  <w:num w:numId="20">
-    <w:abstractNumId w:val="5"/>
+  <w:num w:numId="35">
+    <w:abstractNumId w:val="21"/>
   </w:num>
 </w:numbering>
 </file>
@@ -4347,6 +6620,28 @@
       <w:szCs w:val="24"/>
     </w:rPr>
   </w:style>
+  <w:style w:type="paragraph" w:styleId="4">
+    <w:name w:val="heading 4"/>
+    <w:basedOn w:val="a"/>
+    <w:next w:val="a"/>
+    <w:link w:val="40"/>
+    <w:uiPriority w:val="9"/>
+    <w:unhideWhenUsed/>
+    <w:qFormat/>
+    <w:rsid w:val="001253CE"/>
+    <w:pPr>
+      <w:keepNext/>
+      <w:keepLines/>
+      <w:spacing w:before="40" w:after="0"/>
+      <w:outlineLvl w:val="3"/>
+    </w:pPr>
+    <w:rPr>
+      <w:rFonts w:asciiTheme="majorHAnsi" w:eastAsiaTheme="majorEastAsia" w:hAnsiTheme="majorHAnsi" w:cstheme="majorBidi"/>
+      <w:i/>
+      <w:iCs/>
+      <w:color w:val="2E74B5" w:themeColor="accent1" w:themeShade="BF"/>
+    </w:rPr>
+  </w:style>
   <w:style w:type="character" w:default="1" w:styleId="a0">
     <w:name w:val="Default Paragraph Font"/>
     <w:uiPriority w:val="1"/>
@@ -4483,6 +6778,20 @@
         <w:right w:w="108" w:type="dxa"/>
       </w:tblCellMar>
     </w:tblPr>
+  </w:style>
+  <w:style w:type="character" w:customStyle="1" w:styleId="40">
+    <w:name w:val="Заголовок 4 Знак"/>
+    <w:basedOn w:val="a0"/>
+    <w:link w:val="4"/>
+    <w:uiPriority w:val="9"/>
+    <w:rsid w:val="001253CE"/>
+    <w:rPr>
+      <w:rFonts w:asciiTheme="majorHAnsi" w:eastAsiaTheme="majorEastAsia" w:hAnsiTheme="majorHAnsi" w:cstheme="majorBidi"/>
+      <w:i/>
+      <w:iCs/>
+      <w:color w:val="2E74B5" w:themeColor="accent1" w:themeShade="BF"/>
+      <w:sz w:val="28"/>
+    </w:rPr>
   </w:style>
 </w:styles>
 </file>
